--- a/misc/ci/internal_doc/ci_improve_plan/ci_improve_analysis.docx
+++ b/misc/ci/internal_doc/ci_improve_plan/ci_improve_analysis.docx
@@ -11,6 +11,12 @@
           <w:rFonts w:hint="eastAsia"/>
         </w:rPr>
         <w:t>CI</w:t>
+      </w:r>
+      <w:r>
+        <w:rPr>
+          <w:rFonts w:hint="eastAsia"/>
+        </w:rPr>
+        <w:t>改进之</w:t>
       </w:r>
       <w:r>
         <w:rPr>
@@ -103,31 +109,7 @@
               <w:rPr>
                 <w:rFonts w:hint="eastAsia"/>
               </w:rPr>
-              <w:t>201</w:t>
-            </w:r>
-            <w:r>
-              <w:rPr>
-                <w:rFonts w:hint="eastAsia"/>
-              </w:rPr>
-              <w:t>5-09</w:t>
-            </w:r>
-            <w:r>
-              <w:rPr>
-                <w:rFonts w:hint="eastAsia"/>
-              </w:rPr>
-              <w:t>-</w:t>
-            </w:r>
-            <w:r>
-              <w:rPr>
-                <w:rFonts w:hint="eastAsia"/>
-              </w:rPr>
-              <w:t>26</w:t>
-            </w:r>
-            <w:r>
-              <w:rPr>
-                <w:rFonts w:hint="eastAsia"/>
-              </w:rPr>
-              <w:t xml:space="preserve"> Ting YU</w:t>
+              <w:t>2015-09-26 Ting YU</w:t>
             </w:r>
           </w:p>
         </w:tc>
@@ -153,9 +135,6 @@
     <w:p>
       <w:pPr>
         <w:pStyle w:val="Heading2"/>
-        <w:rPr>
-          <w:rFonts w:hint="eastAsia"/>
-        </w:rPr>
       </w:pPr>
       <w:r>
         <w:rPr>
@@ -165,11 +144,6 @@
       </w:r>
     </w:p>
     <w:p>
-      <w:pPr>
-        <w:rPr>
-          <w:rFonts w:hint="eastAsia"/>
-        </w:rPr>
-      </w:pPr>
       <w:r>
         <w:rPr>
           <w:rFonts w:hint="eastAsia"/>
@@ -186,15 +160,18 @@
         <w:rPr>
           <w:rFonts w:hint="eastAsia"/>
         </w:rPr>
-        <w:t>持续集成时一种软件开发实践，即团队开发成员经常集成他们的工作，通常每天发生多次集成。每次集成都通过自动化的构建（包括编译、自动化测试、发布）来验证，从而尽快地发现错误。持续集成的目的，是让产品可以快速迭代，从而快速发现错误纠正错误，保持高质量的产品。</w:t>
+        <w:t>持续集成是</w:t>
+      </w:r>
+      <w:r>
+        <w:rPr>
+          <w:rFonts w:hint="eastAsia"/>
+        </w:rPr>
+        <w:t>一种软件开发实践，即团队开发成员经常集成他们的工作，通常每天发生多次集成。每次集成都通过自动化的构建（包括编译、自动化测试、发布）来验证，从而尽快地发现错误。持续集成的目的，是让产品可以快速迭代，从而快速发现错误纠正错误，保持高质量的产品。</w:t>
       </w:r>
     </w:p>
     <w:p>
       <w:pPr>
         <w:pStyle w:val="Heading2"/>
-        <w:rPr>
-          <w:rFonts w:hint="eastAsia"/>
-        </w:rPr>
       </w:pPr>
       <w:r>
         <w:rPr>
@@ -210,11 +187,6 @@
       </w:r>
     </w:p>
     <w:p>
-      <w:pPr>
-        <w:rPr>
-          <w:rFonts w:hint="eastAsia"/>
-        </w:rPr>
-      </w:pPr>
       <w:r>
         <w:rPr>
           <w:rFonts w:hint="eastAsia"/>
@@ -285,9 +257,6 @@
     <w:p>
       <w:pPr>
         <w:pStyle w:val="Heading3"/>
-        <w:rPr>
-          <w:rFonts w:hint="eastAsia"/>
-        </w:rPr>
       </w:pPr>
       <w:r>
         <w:rPr>
@@ -297,11 +266,6 @@
       </w:r>
     </w:p>
     <w:p>
-      <w:pPr>
-        <w:rPr>
-          <w:rFonts w:hint="eastAsia"/>
-        </w:rPr>
-      </w:pPr>
       <w:r>
         <w:rPr>
           <w:rFonts w:hint="eastAsia"/>
@@ -385,9 +349,6 @@
             <w:pPr>
               <w:pStyle w:val="ListParagraph"/>
               <w:ind w:left="0" w:firstLineChars="0" w:firstLine="0"/>
-              <w:rPr>
-                <w:rFonts w:hint="eastAsia"/>
-              </w:rPr>
             </w:pPr>
             <w:r>
               <w:rPr>
@@ -406,9 +367,6 @@
             <w:pPr>
               <w:pStyle w:val="ListParagraph"/>
               <w:ind w:left="0" w:firstLineChars="0" w:firstLine="0"/>
-              <w:rPr>
-                <w:rFonts w:hint="eastAsia"/>
-              </w:rPr>
             </w:pPr>
             <w:r>
               <w:rPr>
@@ -427,9 +385,6 @@
             <w:pPr>
               <w:pStyle w:val="ListParagraph"/>
               <w:ind w:left="0" w:firstLineChars="0" w:firstLine="0"/>
-              <w:rPr>
-                <w:rFonts w:hint="eastAsia"/>
-              </w:rPr>
             </w:pPr>
             <w:r>
               <w:rPr>
@@ -449,9 +404,6 @@
             <w:pPr>
               <w:pStyle w:val="ListParagraph"/>
               <w:ind w:left="0" w:firstLineChars="0" w:firstLine="0"/>
-              <w:rPr>
-                <w:rFonts w:hint="eastAsia"/>
-              </w:rPr>
             </w:pPr>
             <w:r>
               <w:rPr>
@@ -469,9 +421,6 @@
             <w:pPr>
               <w:pStyle w:val="ListParagraph"/>
               <w:ind w:left="0" w:firstLineChars="0" w:firstLine="0"/>
-              <w:rPr>
-                <w:rFonts w:hint="eastAsia"/>
-              </w:rPr>
             </w:pPr>
             <w:r>
               <w:rPr>
@@ -489,9 +438,6 @@
             <w:pPr>
               <w:pStyle w:val="ListParagraph"/>
               <w:ind w:left="0" w:firstLineChars="0" w:firstLine="0"/>
-              <w:rPr>
-                <w:rFonts w:hint="eastAsia"/>
-              </w:rPr>
             </w:pPr>
           </w:p>
         </w:tc>
@@ -505,9 +451,6 @@
             <w:pPr>
               <w:pStyle w:val="ListParagraph"/>
               <w:ind w:left="0" w:firstLineChars="0" w:firstLine="0"/>
-              <w:rPr>
-                <w:rFonts w:hint="eastAsia"/>
-              </w:rPr>
             </w:pPr>
             <w:r>
               <w:rPr>
@@ -543,9 +486,6 @@
             <w:pPr>
               <w:pStyle w:val="ListParagraph"/>
               <w:ind w:left="0" w:firstLineChars="0" w:firstLine="0"/>
-              <w:rPr>
-                <w:rFonts w:hint="eastAsia"/>
-              </w:rPr>
             </w:pPr>
             <w:r>
               <w:rPr>
@@ -575,9 +515,6 @@
             <w:pPr>
               <w:pStyle w:val="ListParagraph"/>
               <w:ind w:left="0" w:firstLineChars="0" w:firstLine="0"/>
-              <w:rPr>
-                <w:rFonts w:hint="eastAsia"/>
-              </w:rPr>
             </w:pPr>
           </w:p>
         </w:tc>
@@ -591,15 +528,26 @@
             <w:pPr>
               <w:pStyle w:val="ListParagraph"/>
               <w:ind w:left="0" w:firstLineChars="0" w:firstLine="0"/>
-              <w:rPr>
-                <w:rFonts w:hint="eastAsia"/>
-              </w:rPr>
-            </w:pPr>
-            <w:r>
-              <w:rPr>
-                <w:rFonts w:hint="eastAsia"/>
-              </w:rPr>
-              <w:t>网络异常导致构建失败</w:t>
+            </w:pPr>
+            <w:commentRangeStart w:id="0"/>
+            <w:r>
+              <w:rPr>
+                <w:rFonts w:hint="eastAsia"/>
+              </w:rPr>
+              <w:t>网络异常</w:t>
+            </w:r>
+            <w:commentRangeEnd w:id="0"/>
+            <w:r>
+              <w:rPr>
+                <w:rStyle w:val="CommentReference"/>
+              </w:rPr>
+              <w:commentReference w:id="0"/>
+            </w:r>
+            <w:r>
+              <w:rPr>
+                <w:rFonts w:hint="eastAsia"/>
+              </w:rPr>
+              <w:t>导致构建失败</w:t>
             </w:r>
           </w:p>
         </w:tc>
@@ -611,9 +559,6 @@
             <w:pPr>
               <w:pStyle w:val="ListParagraph"/>
               <w:ind w:left="0" w:firstLineChars="0" w:firstLine="0"/>
-              <w:rPr>
-                <w:rFonts w:hint="eastAsia"/>
-              </w:rPr>
             </w:pPr>
             <w:r>
               <w:rPr>
@@ -637,9 +582,6 @@
             <w:pPr>
               <w:pStyle w:val="ListParagraph"/>
               <w:ind w:left="0" w:firstLineChars="0" w:firstLine="0"/>
-              <w:rPr>
-                <w:rFonts w:hint="eastAsia"/>
-              </w:rPr>
             </w:pPr>
           </w:p>
         </w:tc>
@@ -653,9 +595,6 @@
             <w:pPr>
               <w:pStyle w:val="ListParagraph"/>
               <w:ind w:left="0" w:firstLineChars="0" w:firstLine="0"/>
-              <w:rPr>
-                <w:rFonts w:hint="eastAsia"/>
-              </w:rPr>
             </w:pPr>
           </w:p>
         </w:tc>
@@ -667,9 +606,6 @@
             <w:pPr>
               <w:pStyle w:val="ListParagraph"/>
               <w:ind w:left="0" w:firstLineChars="0" w:firstLine="0"/>
-              <w:rPr>
-                <w:rFonts w:hint="eastAsia"/>
-              </w:rPr>
             </w:pPr>
           </w:p>
         </w:tc>
@@ -681,9 +617,6 @@
             <w:pPr>
               <w:pStyle w:val="ListParagraph"/>
               <w:ind w:left="0" w:firstLineChars="0" w:firstLine="0"/>
-              <w:rPr>
-                <w:rFonts w:hint="eastAsia"/>
-              </w:rPr>
             </w:pPr>
           </w:p>
         </w:tc>
@@ -693,9 +626,6 @@
       <w:pPr>
         <w:pStyle w:val="ListParagraph"/>
         <w:ind w:left="1197" w:firstLineChars="0" w:firstLine="0"/>
-        <w:rPr>
-          <w:rFonts w:hint="eastAsia"/>
-        </w:rPr>
       </w:pPr>
     </w:p>
     <w:p>
@@ -706,9 +636,6 @@
           <w:numId w:val="13"/>
         </w:numPr>
         <w:ind w:firstLineChars="0"/>
-        <w:rPr>
-          <w:rFonts w:hint="eastAsia"/>
-        </w:rPr>
       </w:pPr>
       <w:r>
         <w:rPr>
@@ -797,9 +724,6 @@
           <w:numId w:val="13"/>
         </w:numPr>
         <w:ind w:firstLineChars="0"/>
-        <w:rPr>
-          <w:rFonts w:hint="eastAsia"/>
-        </w:rPr>
       </w:pPr>
       <w:r>
         <w:rPr>
@@ -918,9 +842,6 @@
           <w:numId w:val="13"/>
         </w:numPr>
         <w:ind w:firstLineChars="0"/>
-        <w:rPr>
-          <w:rFonts w:hint="eastAsia"/>
-        </w:rPr>
       </w:pPr>
       <w:r>
         <w:rPr>
@@ -958,17 +879,11 @@
       <w:pPr>
         <w:pStyle w:val="ListParagraph"/>
         <w:ind w:left="777" w:firstLineChars="0" w:firstLine="0"/>
-        <w:rPr>
-          <w:rFonts w:hint="eastAsia"/>
-        </w:rPr>
       </w:pPr>
     </w:p>
     <w:p>
       <w:pPr>
         <w:pStyle w:val="Heading3"/>
-        <w:rPr>
-          <w:rFonts w:hint="eastAsia"/>
-        </w:rPr>
       </w:pPr>
       <w:r>
         <w:rPr>
@@ -978,11 +893,6 @@
       </w:r>
     </w:p>
     <w:p>
-      <w:pPr>
-        <w:rPr>
-          <w:rFonts w:hint="eastAsia"/>
-        </w:rPr>
-      </w:pPr>
       <w:r>
         <w:rPr>
           <w:rFonts w:hint="eastAsia"/>
@@ -1028,11 +938,6 @@
       </w:r>
     </w:p>
     <w:p>
-      <w:pPr>
-        <w:rPr>
-          <w:rFonts w:hint="eastAsia"/>
-        </w:rPr>
-      </w:pPr>
       <w:r>
         <w:rPr>
           <w:rFonts w:hint="eastAsia"/>
@@ -1087,9 +992,6 @@
             <w:pPr>
               <w:pStyle w:val="ListParagraph"/>
               <w:ind w:left="0" w:firstLineChars="0" w:firstLine="0"/>
-              <w:rPr>
-                <w:rFonts w:hint="eastAsia"/>
-              </w:rPr>
             </w:pPr>
             <w:r>
               <w:rPr>
@@ -1108,9 +1010,6 @@
             <w:pPr>
               <w:pStyle w:val="ListParagraph"/>
               <w:ind w:left="0" w:firstLineChars="0" w:firstLine="0"/>
-              <w:rPr>
-                <w:rFonts w:hint="eastAsia"/>
-              </w:rPr>
             </w:pPr>
             <w:r>
               <w:rPr>
@@ -1129,9 +1028,6 @@
             <w:pPr>
               <w:pStyle w:val="ListParagraph"/>
               <w:ind w:left="0" w:firstLineChars="0" w:firstLine="0"/>
-              <w:rPr>
-                <w:rFonts w:hint="eastAsia"/>
-              </w:rPr>
             </w:pPr>
             <w:r>
               <w:rPr>
@@ -1150,9 +1046,6 @@
             <w:pPr>
               <w:pStyle w:val="ListParagraph"/>
               <w:ind w:left="0" w:firstLineChars="0" w:firstLine="0"/>
-              <w:rPr>
-                <w:rFonts w:hint="eastAsia"/>
-              </w:rPr>
             </w:pPr>
             <w:r>
               <w:rPr>
@@ -1173,9 +1066,6 @@
             <w:pPr>
               <w:pStyle w:val="ListParagraph"/>
               <w:ind w:left="0" w:firstLineChars="0" w:firstLine="0"/>
-              <w:rPr>
-                <w:rFonts w:hint="eastAsia"/>
-              </w:rPr>
             </w:pPr>
             <w:r>
               <w:rPr>
@@ -1193,9 +1083,6 @@
             <w:pPr>
               <w:pStyle w:val="ListParagraph"/>
               <w:ind w:left="0" w:firstLineChars="0" w:firstLine="0"/>
-              <w:rPr>
-                <w:rFonts w:hint="eastAsia"/>
-              </w:rPr>
             </w:pPr>
             <w:r>
               <w:rPr>
@@ -1213,9 +1100,6 @@
             <w:pPr>
               <w:pStyle w:val="ListParagraph"/>
               <w:ind w:left="0" w:firstLineChars="0" w:firstLine="0"/>
-              <w:rPr>
-                <w:rFonts w:hint="eastAsia"/>
-              </w:rPr>
             </w:pPr>
           </w:p>
         </w:tc>
@@ -1227,10 +1111,13 @@
             <w:pPr>
               <w:pStyle w:val="ListParagraph"/>
               <w:ind w:left="0" w:firstLineChars="0" w:firstLine="0"/>
-              <w:rPr>
-                <w:rFonts w:hint="eastAsia"/>
-              </w:rPr>
-            </w:pPr>
+            </w:pPr>
+            <w:r>
+              <w:rPr>
+                <w:rFonts w:hint="eastAsia"/>
+              </w:rPr>
+              <w:t>1</w:t>
+            </w:r>
           </w:p>
         </w:tc>
       </w:tr>
@@ -1244,9 +1131,6 @@
             <w:pPr>
               <w:pStyle w:val="ListParagraph"/>
               <w:ind w:left="0" w:firstLineChars="0" w:firstLine="0"/>
-              <w:rPr>
-                <w:rFonts w:hint="eastAsia"/>
-              </w:rPr>
             </w:pPr>
           </w:p>
         </w:tc>
@@ -1258,9 +1142,6 @@
             <w:pPr>
               <w:pStyle w:val="ListParagraph"/>
               <w:ind w:left="0" w:firstLineChars="0" w:firstLine="0"/>
-              <w:rPr>
-                <w:rFonts w:hint="eastAsia"/>
-              </w:rPr>
             </w:pPr>
             <w:r>
               <w:rPr>
@@ -1278,9 +1159,6 @@
             <w:pPr>
               <w:pStyle w:val="ListParagraph"/>
               <w:ind w:left="0" w:firstLineChars="0" w:firstLine="0"/>
-              <w:rPr>
-                <w:rFonts w:hint="eastAsia"/>
-              </w:rPr>
             </w:pPr>
           </w:p>
         </w:tc>
@@ -1292,10 +1170,13 @@
             <w:pPr>
               <w:pStyle w:val="ListParagraph"/>
               <w:ind w:left="0" w:firstLineChars="0" w:firstLine="0"/>
-              <w:rPr>
-                <w:rFonts w:hint="eastAsia"/>
-              </w:rPr>
-            </w:pPr>
+            </w:pPr>
+            <w:r>
+              <w:rPr>
+                <w:rFonts w:hint="eastAsia"/>
+              </w:rPr>
+              <w:t>1</w:t>
+            </w:r>
           </w:p>
         </w:tc>
       </w:tr>
@@ -1309,9 +1190,6 @@
             <w:pPr>
               <w:pStyle w:val="ListParagraph"/>
               <w:ind w:left="0" w:firstLineChars="0" w:firstLine="0"/>
-              <w:rPr>
-                <w:rFonts w:hint="eastAsia"/>
-              </w:rPr>
             </w:pPr>
           </w:p>
         </w:tc>
@@ -1323,9 +1201,6 @@
             <w:pPr>
               <w:pStyle w:val="ListParagraph"/>
               <w:ind w:left="0" w:firstLineChars="0" w:firstLine="0"/>
-              <w:rPr>
-                <w:rFonts w:hint="eastAsia"/>
-              </w:rPr>
             </w:pPr>
             <w:r>
               <w:rPr>
@@ -1343,10 +1218,13 @@
             <w:pPr>
               <w:pStyle w:val="ListParagraph"/>
               <w:ind w:left="0" w:firstLineChars="0" w:firstLine="0"/>
-              <w:rPr>
-                <w:rFonts w:hint="eastAsia"/>
-              </w:rPr>
-            </w:pPr>
+            </w:pPr>
+            <w:r>
+              <w:rPr>
+                <w:rFonts w:hint="eastAsia"/>
+              </w:rPr>
+              <w:t>指定固定的执行路径，再到路径上收集日志</w:t>
+            </w:r>
           </w:p>
         </w:tc>
         <w:tc>
@@ -1357,10 +1235,13 @@
             <w:pPr>
               <w:pStyle w:val="ListParagraph"/>
               <w:ind w:left="0" w:firstLineChars="0" w:firstLine="0"/>
-              <w:rPr>
-                <w:rFonts w:hint="eastAsia"/>
-              </w:rPr>
-            </w:pPr>
+            </w:pPr>
+            <w:r>
+              <w:rPr>
+                <w:rFonts w:hint="eastAsia"/>
+              </w:rPr>
+              <w:t>1</w:t>
+            </w:r>
           </w:p>
         </w:tc>
       </w:tr>
@@ -1374,9 +1255,6 @@
             <w:pPr>
               <w:pStyle w:val="ListParagraph"/>
               <w:ind w:left="0" w:firstLineChars="0" w:firstLine="0"/>
-              <w:rPr>
-                <w:rFonts w:hint="eastAsia"/>
-              </w:rPr>
             </w:pPr>
           </w:p>
         </w:tc>
@@ -1388,9 +1266,6 @@
             <w:pPr>
               <w:pStyle w:val="ListParagraph"/>
               <w:ind w:left="0" w:firstLineChars="0" w:firstLine="0"/>
-              <w:rPr>
-                <w:rFonts w:hint="eastAsia"/>
-              </w:rPr>
             </w:pPr>
             <w:r>
               <w:rPr>
@@ -1408,10 +1283,13 @@
             <w:pPr>
               <w:pStyle w:val="ListParagraph"/>
               <w:ind w:left="0" w:firstLineChars="0" w:firstLine="0"/>
-              <w:rPr>
-                <w:rFonts w:hint="eastAsia"/>
-              </w:rPr>
-            </w:pPr>
+            </w:pPr>
+            <w:r>
+              <w:rPr>
+                <w:rFonts w:hint="eastAsia"/>
+              </w:rPr>
+              <w:t>用例卡住后保留环境，不再往下执行测试</w:t>
+            </w:r>
           </w:p>
         </w:tc>
         <w:tc>
@@ -1422,10 +1300,13 @@
             <w:pPr>
               <w:pStyle w:val="ListParagraph"/>
               <w:ind w:left="0" w:firstLineChars="0" w:firstLine="0"/>
-              <w:rPr>
-                <w:rFonts w:hint="eastAsia"/>
-              </w:rPr>
-            </w:pPr>
+            </w:pPr>
+            <w:r>
+              <w:rPr>
+                <w:rFonts w:hint="eastAsia"/>
+              </w:rPr>
+              <w:t>1</w:t>
+            </w:r>
           </w:p>
         </w:tc>
       </w:tr>
@@ -1439,9 +1320,6 @@
             <w:pPr>
               <w:pStyle w:val="ListParagraph"/>
               <w:ind w:left="0" w:firstLineChars="0" w:firstLine="0"/>
-              <w:rPr>
-                <w:rFonts w:hint="eastAsia"/>
-              </w:rPr>
             </w:pPr>
           </w:p>
         </w:tc>
@@ -1453,9 +1331,6 @@
             <w:pPr>
               <w:pStyle w:val="ListParagraph"/>
               <w:ind w:left="0" w:firstLineChars="0" w:firstLine="0"/>
-              <w:rPr>
-                <w:rFonts w:hint="eastAsia"/>
-              </w:rPr>
             </w:pPr>
             <w:r>
               <w:rPr>
@@ -1473,9 +1348,6 @@
             <w:pPr>
               <w:pStyle w:val="ListParagraph"/>
               <w:ind w:left="0" w:firstLineChars="0" w:firstLine="0"/>
-              <w:rPr>
-                <w:rFonts w:hint="eastAsia"/>
-              </w:rPr>
             </w:pPr>
           </w:p>
         </w:tc>
@@ -1487,10 +1359,13 @@
             <w:pPr>
               <w:pStyle w:val="ListParagraph"/>
               <w:ind w:left="0" w:firstLineChars="0" w:firstLine="0"/>
-              <w:rPr>
-                <w:rFonts w:hint="eastAsia"/>
-              </w:rPr>
-            </w:pPr>
+            </w:pPr>
+            <w:r>
+              <w:rPr>
+                <w:rFonts w:hint="eastAsia"/>
+              </w:rPr>
+              <w:t>1</w:t>
+            </w:r>
           </w:p>
         </w:tc>
       </w:tr>
@@ -1504,9 +1379,6 @@
             <w:pPr>
               <w:pStyle w:val="ListParagraph"/>
               <w:ind w:left="0" w:firstLineChars="0" w:firstLine="0"/>
-              <w:rPr>
-                <w:rFonts w:hint="eastAsia"/>
-              </w:rPr>
             </w:pPr>
           </w:p>
         </w:tc>
@@ -1518,9 +1390,6 @@
             <w:pPr>
               <w:pStyle w:val="ListParagraph"/>
               <w:ind w:left="0" w:firstLineChars="0" w:firstLine="0"/>
-              <w:rPr>
-                <w:rFonts w:hint="eastAsia"/>
-              </w:rPr>
             </w:pPr>
             <w:r>
               <w:rPr>
@@ -1538,9 +1407,6 @@
             <w:pPr>
               <w:pStyle w:val="ListParagraph"/>
               <w:ind w:left="0" w:firstLineChars="0" w:firstLine="0"/>
-              <w:rPr>
-                <w:rFonts w:hint="eastAsia"/>
-              </w:rPr>
             </w:pPr>
           </w:p>
         </w:tc>
@@ -1552,10 +1418,13 @@
             <w:pPr>
               <w:pStyle w:val="ListParagraph"/>
               <w:ind w:left="0" w:firstLineChars="0" w:firstLine="0"/>
-              <w:rPr>
-                <w:rFonts w:hint="eastAsia"/>
-              </w:rPr>
-            </w:pPr>
+            </w:pPr>
+            <w:r>
+              <w:rPr>
+                <w:rFonts w:hint="eastAsia"/>
+              </w:rPr>
+              <w:t>1</w:t>
+            </w:r>
           </w:p>
         </w:tc>
       </w:tr>
@@ -1569,9 +1438,6 @@
             <w:pPr>
               <w:pStyle w:val="ListParagraph"/>
               <w:ind w:left="0" w:firstLineChars="0" w:firstLine="0"/>
-              <w:rPr>
-                <w:rFonts w:hint="eastAsia"/>
-              </w:rPr>
             </w:pPr>
             <w:r>
               <w:rPr>
@@ -1589,9 +1455,6 @@
             <w:pPr>
               <w:pStyle w:val="ListParagraph"/>
               <w:ind w:left="0" w:firstLineChars="0" w:firstLine="0"/>
-              <w:rPr>
-                <w:rFonts w:hint="eastAsia"/>
-              </w:rPr>
             </w:pPr>
             <w:r>
               <w:rPr>
@@ -1621,9 +1484,6 @@
             <w:pPr>
               <w:pStyle w:val="ListParagraph"/>
               <w:ind w:left="0" w:firstLineChars="0" w:firstLine="0"/>
-              <w:rPr>
-                <w:rFonts w:hint="eastAsia"/>
-              </w:rPr>
             </w:pPr>
             <w:r>
               <w:rPr>
@@ -1641,9 +1501,6 @@
             <w:pPr>
               <w:pStyle w:val="ListParagraph"/>
               <w:ind w:left="0" w:firstLineChars="0" w:firstLine="0"/>
-              <w:rPr>
-                <w:rFonts w:hint="eastAsia"/>
-              </w:rPr>
             </w:pPr>
           </w:p>
         </w:tc>
@@ -1658,9 +1515,6 @@
             <w:pPr>
               <w:pStyle w:val="ListParagraph"/>
               <w:ind w:left="0" w:firstLineChars="0" w:firstLine="0"/>
-              <w:rPr>
-                <w:rFonts w:hint="eastAsia"/>
-              </w:rPr>
             </w:pPr>
           </w:p>
         </w:tc>
@@ -1672,9 +1526,6 @@
             <w:pPr>
               <w:pStyle w:val="ListParagraph"/>
               <w:ind w:left="0" w:firstLineChars="0" w:firstLine="0"/>
-              <w:rPr>
-                <w:rFonts w:hint="eastAsia"/>
-              </w:rPr>
             </w:pPr>
             <w:r>
               <w:rPr>
@@ -1704,9 +1555,6 @@
             <w:pPr>
               <w:pStyle w:val="ListParagraph"/>
               <w:ind w:left="0" w:firstLineChars="0" w:firstLine="0"/>
-              <w:rPr>
-                <w:rFonts w:hint="eastAsia"/>
-              </w:rPr>
             </w:pPr>
             <w:r>
               <w:rPr>
@@ -1719,9 +1567,6 @@
             <w:pPr>
               <w:pStyle w:val="ListParagraph"/>
               <w:ind w:left="0" w:firstLineChars="0" w:firstLine="0"/>
-              <w:rPr>
-                <w:rFonts w:hint="eastAsia"/>
-              </w:rPr>
             </w:pPr>
             <w:r>
               <w:rPr>
@@ -1734,9 +1579,6 @@
             <w:pPr>
               <w:pStyle w:val="ListParagraph"/>
               <w:ind w:left="0" w:firstLineChars="0" w:firstLine="0"/>
-              <w:rPr>
-                <w:rFonts w:hint="eastAsia"/>
-              </w:rPr>
             </w:pPr>
             <w:r>
               <w:rPr>
@@ -1754,9 +1596,6 @@
             <w:pPr>
               <w:pStyle w:val="ListParagraph"/>
               <w:ind w:left="0" w:firstLineChars="0" w:firstLine="0"/>
-              <w:rPr>
-                <w:rFonts w:hint="eastAsia"/>
-              </w:rPr>
             </w:pPr>
           </w:p>
         </w:tc>
@@ -1771,9 +1610,6 @@
             <w:pPr>
               <w:pStyle w:val="ListParagraph"/>
               <w:ind w:left="0" w:firstLineChars="0" w:firstLine="0"/>
-              <w:rPr>
-                <w:rFonts w:hint="eastAsia"/>
-              </w:rPr>
             </w:pPr>
           </w:p>
         </w:tc>
@@ -1785,9 +1621,6 @@
             <w:pPr>
               <w:pStyle w:val="ListParagraph"/>
               <w:ind w:left="0" w:firstLineChars="0" w:firstLine="0"/>
-              <w:rPr>
-                <w:rFonts w:hint="eastAsia"/>
-              </w:rPr>
             </w:pPr>
             <w:r>
               <w:rPr>
@@ -1805,9 +1638,6 @@
             <w:pPr>
               <w:pStyle w:val="ListParagraph"/>
               <w:ind w:left="0" w:firstLineChars="0" w:firstLine="0"/>
-              <w:rPr>
-                <w:rFonts w:hint="eastAsia"/>
-              </w:rPr>
             </w:pPr>
             <w:r>
               <w:rPr>
@@ -1825,9 +1655,6 @@
             <w:pPr>
               <w:pStyle w:val="ListParagraph"/>
               <w:ind w:left="0" w:firstLineChars="0" w:firstLine="0"/>
-              <w:rPr>
-                <w:rFonts w:hint="eastAsia"/>
-              </w:rPr>
             </w:pPr>
           </w:p>
         </w:tc>
@@ -1842,16 +1669,21 @@
             <w:pPr>
               <w:pStyle w:val="ListParagraph"/>
               <w:ind w:left="0" w:firstLineChars="0" w:firstLine="0"/>
-              <w:rPr>
-                <w:rFonts w:hint="eastAsia"/>
-              </w:rPr>
-            </w:pPr>
+            </w:pPr>
+            <w:commentRangeStart w:id="1"/>
             <w:r>
               <w:rPr>
                 <w:rFonts w:hint="eastAsia"/>
               </w:rPr>
               <w:t>优化每日构建</w:t>
             </w:r>
+            <w:commentRangeEnd w:id="1"/>
+            <w:r>
+              <w:rPr>
+                <w:rStyle w:val="CommentReference"/>
+              </w:rPr>
+              <w:commentReference w:id="1"/>
+            </w:r>
           </w:p>
         </w:tc>
         <w:tc>
@@ -1862,9 +1694,6 @@
             <w:pPr>
               <w:pStyle w:val="ListParagraph"/>
               <w:ind w:left="0" w:firstLineChars="0" w:firstLine="0"/>
-              <w:rPr>
-                <w:rFonts w:hint="eastAsia"/>
-              </w:rPr>
             </w:pPr>
             <w:r>
               <w:rPr>
@@ -1882,9 +1711,6 @@
             <w:pPr>
               <w:pStyle w:val="ListParagraph"/>
               <w:ind w:left="0" w:firstLineChars="0" w:firstLine="0"/>
-              <w:rPr>
-                <w:rFonts w:hint="eastAsia"/>
-              </w:rPr>
             </w:pPr>
           </w:p>
         </w:tc>
@@ -1896,9 +1722,6 @@
             <w:pPr>
               <w:pStyle w:val="ListParagraph"/>
               <w:ind w:left="0" w:firstLineChars="0" w:firstLine="0"/>
-              <w:rPr>
-                <w:rFonts w:hint="eastAsia"/>
-              </w:rPr>
             </w:pPr>
           </w:p>
         </w:tc>
@@ -1913,9 +1736,6 @@
             <w:pPr>
               <w:pStyle w:val="ListParagraph"/>
               <w:ind w:left="0" w:firstLineChars="0" w:firstLine="0"/>
-              <w:rPr>
-                <w:rFonts w:hint="eastAsia"/>
-              </w:rPr>
             </w:pPr>
           </w:p>
         </w:tc>
@@ -1927,9 +1747,6 @@
             <w:pPr>
               <w:pStyle w:val="ListParagraph"/>
               <w:ind w:left="0" w:firstLineChars="0" w:firstLine="0"/>
-              <w:rPr>
-                <w:rFonts w:hint="eastAsia"/>
-              </w:rPr>
             </w:pPr>
             <w:r>
               <w:t>java</w:t>
@@ -1950,9 +1767,6 @@
             <w:pPr>
               <w:pStyle w:val="ListParagraph"/>
               <w:ind w:left="0" w:firstLineChars="0" w:firstLine="0"/>
-              <w:rPr>
-                <w:rFonts w:hint="eastAsia"/>
-              </w:rPr>
             </w:pPr>
             <w:r>
               <w:rPr>
@@ -1970,9 +1784,6 @@
             <w:pPr>
               <w:pStyle w:val="ListParagraph"/>
               <w:ind w:left="0" w:firstLineChars="0" w:firstLine="0"/>
-              <w:rPr>
-                <w:rFonts w:hint="eastAsia"/>
-              </w:rPr>
             </w:pPr>
           </w:p>
         </w:tc>
@@ -1987,9 +1798,6 @@
             <w:pPr>
               <w:pStyle w:val="ListParagraph"/>
               <w:ind w:left="0" w:firstLineChars="0" w:firstLine="0"/>
-              <w:rPr>
-                <w:rFonts w:hint="eastAsia"/>
-              </w:rPr>
             </w:pPr>
           </w:p>
         </w:tc>
@@ -2018,9 +1826,6 @@
             <w:pPr>
               <w:pStyle w:val="ListParagraph"/>
               <w:ind w:left="0" w:firstLineChars="0" w:firstLine="0"/>
-              <w:rPr>
-                <w:rFonts w:hint="eastAsia"/>
-              </w:rPr>
             </w:pPr>
           </w:p>
         </w:tc>
@@ -2032,9 +1837,6 @@
             <w:pPr>
               <w:pStyle w:val="ListParagraph"/>
               <w:ind w:left="0" w:firstLineChars="0" w:firstLine="0"/>
-              <w:rPr>
-                <w:rFonts w:hint="eastAsia"/>
-              </w:rPr>
             </w:pPr>
           </w:p>
         </w:tc>
@@ -2049,9 +1851,6 @@
             <w:pPr>
               <w:pStyle w:val="ListParagraph"/>
               <w:ind w:left="0" w:firstLineChars="0" w:firstLine="0"/>
-              <w:rPr>
-                <w:rFonts w:hint="eastAsia"/>
-              </w:rPr>
             </w:pPr>
           </w:p>
         </w:tc>
@@ -2063,10 +1862,8 @@
             <w:pPr>
               <w:pStyle w:val="ListParagraph"/>
               <w:ind w:left="0" w:firstLineChars="0" w:firstLine="0"/>
-              <w:rPr>
-                <w:rFonts w:hint="eastAsia"/>
-              </w:rPr>
-            </w:pPr>
+            </w:pPr>
+            <w:commentRangeStart w:id="2"/>
             <w:r>
               <w:t>rpm</w:t>
             </w:r>
@@ -2074,7 +1871,20 @@
               <w:rPr>
                 <w:rFonts w:hint="eastAsia"/>
               </w:rPr>
-              <w:t>包打包还未写入调度脚本</w:t>
+              <w:t>包</w:t>
+            </w:r>
+            <w:commentRangeEnd w:id="2"/>
+            <w:r>
+              <w:rPr>
+                <w:rStyle w:val="CommentReference"/>
+              </w:rPr>
+              <w:commentReference w:id="2"/>
+            </w:r>
+            <w:r>
+              <w:rPr>
+                <w:rFonts w:hint="eastAsia"/>
+              </w:rPr>
+              <w:t>打包还未写入调度脚本</w:t>
             </w:r>
           </w:p>
         </w:tc>
@@ -2086,9 +1896,6 @@
             <w:pPr>
               <w:pStyle w:val="ListParagraph"/>
               <w:ind w:left="0" w:firstLineChars="0" w:firstLine="0"/>
-              <w:rPr>
-                <w:rFonts w:hint="eastAsia"/>
-              </w:rPr>
             </w:pPr>
           </w:p>
         </w:tc>
@@ -2100,9 +1907,6 @@
             <w:pPr>
               <w:pStyle w:val="ListParagraph"/>
               <w:ind w:left="0" w:firstLineChars="0" w:firstLine="0"/>
-              <w:rPr>
-                <w:rFonts w:hint="eastAsia"/>
-              </w:rPr>
             </w:pPr>
           </w:p>
         </w:tc>
@@ -2117,9 +1921,6 @@
             <w:pPr>
               <w:pStyle w:val="ListParagraph"/>
               <w:ind w:left="0" w:firstLineChars="0" w:firstLine="0"/>
-              <w:rPr>
-                <w:rFonts w:hint="eastAsia"/>
-              </w:rPr>
             </w:pPr>
           </w:p>
         </w:tc>
@@ -2148,9 +1949,6 @@
             <w:pPr>
               <w:pStyle w:val="ListParagraph"/>
               <w:ind w:left="0" w:firstLineChars="0" w:firstLine="0"/>
-              <w:rPr>
-                <w:rFonts w:hint="eastAsia"/>
-              </w:rPr>
             </w:pPr>
           </w:p>
         </w:tc>
@@ -2162,9 +1960,6 @@
             <w:pPr>
               <w:pStyle w:val="ListParagraph"/>
               <w:ind w:left="0" w:firstLineChars="0" w:firstLine="0"/>
-              <w:rPr>
-                <w:rFonts w:hint="eastAsia"/>
-              </w:rPr>
             </w:pPr>
           </w:p>
         </w:tc>
@@ -2179,9 +1974,6 @@
             <w:pPr>
               <w:pStyle w:val="ListParagraph"/>
               <w:ind w:left="0" w:firstLineChars="0" w:firstLine="0"/>
-              <w:rPr>
-                <w:rFonts w:hint="eastAsia"/>
-              </w:rPr>
             </w:pPr>
           </w:p>
         </w:tc>
@@ -2201,6 +1993,435 @@
               <w:rPr>
                 <w:rFonts w:hint="eastAsia"/>
               </w:rPr>
+              <w:t>新增</w:t>
+            </w:r>
+            <w:r>
+              <w:rPr>
+                <w:rFonts w:hint="eastAsia"/>
+              </w:rPr>
+              <w:t>js</w:t>
+            </w:r>
+            <w:r>
+              <w:rPr>
+                <w:rFonts w:hint="eastAsia"/>
+              </w:rPr>
+              <w:t>用例需要配置文件</w:t>
+            </w:r>
+          </w:p>
+        </w:tc>
+        <w:tc>
+          <w:tcPr>
+            <w:tcW w:w="2693" w:type="dxa"/>
+          </w:tcPr>
+          <w:p>
+            <w:pPr>
+              <w:pStyle w:val="ListParagraph"/>
+              <w:ind w:left="0" w:firstLineChars="0" w:firstLine="0"/>
+            </w:pPr>
+          </w:p>
+        </w:tc>
+        <w:tc>
+          <w:tcPr>
+            <w:tcW w:w="901" w:type="dxa"/>
+          </w:tcPr>
+          <w:p>
+            <w:pPr>
+              <w:pStyle w:val="ListParagraph"/>
+              <w:ind w:left="0" w:firstLineChars="0" w:firstLine="0"/>
+            </w:pPr>
+          </w:p>
+        </w:tc>
+      </w:tr>
+      <w:tr>
+        <w:tc>
+          <w:tcPr>
+            <w:tcW w:w="1316" w:type="dxa"/>
+            <w:vMerge/>
+          </w:tcPr>
+          <w:p>
+            <w:pPr>
+              <w:pStyle w:val="ListParagraph"/>
+              <w:ind w:left="0" w:firstLineChars="0" w:firstLine="0"/>
+            </w:pPr>
+          </w:p>
+        </w:tc>
+        <w:tc>
+          <w:tcPr>
+            <w:tcW w:w="2835" w:type="dxa"/>
+          </w:tcPr>
+          <w:p>
+            <w:pPr>
+              <w:pStyle w:val="ListParagraph"/>
+              <w:ind w:left="0" w:firstLineChars="0" w:firstLine="0"/>
+              <w:rPr>
+                <w:rFonts w:hint="eastAsia"/>
+              </w:rPr>
+            </w:pPr>
+            <w:commentRangeStart w:id="3"/>
+            <w:r>
+              <w:rPr>
+                <w:rFonts w:hint="eastAsia"/>
+              </w:rPr>
+              <w:t>开发</w:t>
+            </w:r>
+            <w:commentRangeEnd w:id="3"/>
+            <w:r>
+              <w:rPr>
+                <w:rStyle w:val="CommentReference"/>
+              </w:rPr>
+              <w:commentReference w:id="3"/>
+            </w:r>
+            <w:r>
+              <w:rPr>
+                <w:rFonts w:hint="eastAsia"/>
+              </w:rPr>
+              <w:t>写的驱动测试用例与测试人员的用例有重复</w:t>
+            </w:r>
+          </w:p>
+        </w:tc>
+        <w:tc>
+          <w:tcPr>
+            <w:tcW w:w="2693" w:type="dxa"/>
+          </w:tcPr>
+          <w:p>
+            <w:pPr>
+              <w:pStyle w:val="ListParagraph"/>
+              <w:ind w:left="0" w:firstLineChars="0" w:firstLine="0"/>
+            </w:pPr>
+          </w:p>
+        </w:tc>
+        <w:tc>
+          <w:tcPr>
+            <w:tcW w:w="901" w:type="dxa"/>
+          </w:tcPr>
+          <w:p>
+            <w:pPr>
+              <w:pStyle w:val="ListParagraph"/>
+              <w:ind w:left="0" w:firstLineChars="0" w:firstLine="0"/>
+            </w:pPr>
+          </w:p>
+        </w:tc>
+      </w:tr>
+      <w:tr>
+        <w:tc>
+          <w:tcPr>
+            <w:tcW w:w="1316" w:type="dxa"/>
+            <w:vMerge/>
+          </w:tcPr>
+          <w:p>
+            <w:pPr>
+              <w:pStyle w:val="ListParagraph"/>
+              <w:ind w:left="0" w:firstLineChars="0" w:firstLine="0"/>
+            </w:pPr>
+          </w:p>
+        </w:tc>
+        <w:tc>
+          <w:tcPr>
+            <w:tcW w:w="2835" w:type="dxa"/>
+          </w:tcPr>
+          <w:p>
+            <w:pPr>
+              <w:pStyle w:val="ListParagraph"/>
+              <w:ind w:left="0" w:firstLineChars="0" w:firstLine="0"/>
+              <w:rPr>
+                <w:rFonts w:hint="eastAsia"/>
+              </w:rPr>
+            </w:pPr>
+            <w:r>
+              <w:rPr>
+                <w:rFonts w:hint="eastAsia"/>
+              </w:rPr>
+              <w:t>冒烟测试</w:t>
+            </w:r>
+          </w:p>
+        </w:tc>
+        <w:tc>
+          <w:tcPr>
+            <w:tcW w:w="2693" w:type="dxa"/>
+          </w:tcPr>
+          <w:p>
+            <w:pPr>
+              <w:pStyle w:val="ListParagraph"/>
+              <w:ind w:left="0" w:firstLineChars="0" w:firstLine="0"/>
+            </w:pPr>
+            <w:r>
+              <w:rPr>
+                <w:rFonts w:hint="eastAsia"/>
+              </w:rPr>
+              <w:t>在每个特性下需要配置冒烟测</w:t>
+            </w:r>
+            <w:commentRangeStart w:id="4"/>
+            <w:r>
+              <w:rPr>
+                <w:rFonts w:hint="eastAsia"/>
+              </w:rPr>
+              <w:t>试用例</w:t>
+            </w:r>
+            <w:commentRangeEnd w:id="4"/>
+            <w:r>
+              <w:rPr>
+                <w:rStyle w:val="CommentReference"/>
+              </w:rPr>
+              <w:commentReference w:id="4"/>
+            </w:r>
+          </w:p>
+        </w:tc>
+        <w:tc>
+          <w:tcPr>
+            <w:tcW w:w="901" w:type="dxa"/>
+          </w:tcPr>
+          <w:p>
+            <w:pPr>
+              <w:pStyle w:val="ListParagraph"/>
+              <w:ind w:left="0" w:firstLineChars="0" w:firstLine="0"/>
+            </w:pPr>
+          </w:p>
+        </w:tc>
+      </w:tr>
+      <w:tr>
+        <w:tc>
+          <w:tcPr>
+            <w:tcW w:w="1316" w:type="dxa"/>
+            <w:vMerge/>
+          </w:tcPr>
+          <w:p>
+            <w:pPr>
+              <w:pStyle w:val="ListParagraph"/>
+              <w:ind w:left="0" w:firstLineChars="0" w:firstLine="0"/>
+            </w:pPr>
+          </w:p>
+        </w:tc>
+        <w:tc>
+          <w:tcPr>
+            <w:tcW w:w="2835" w:type="dxa"/>
+          </w:tcPr>
+          <w:p>
+            <w:pPr>
+              <w:pStyle w:val="ListParagraph"/>
+              <w:ind w:left="0" w:firstLineChars="0" w:firstLine="0"/>
+              <w:rPr>
+                <w:rFonts w:hint="eastAsia"/>
+              </w:rPr>
+            </w:pPr>
+            <w:r>
+              <w:rPr>
+                <w:rFonts w:hint="eastAsia"/>
+              </w:rPr>
+              <w:t>所有机器并发执行用例</w:t>
+            </w:r>
+          </w:p>
+        </w:tc>
+        <w:tc>
+          <w:tcPr>
+            <w:tcW w:w="2693" w:type="dxa"/>
+          </w:tcPr>
+          <w:p>
+            <w:pPr>
+              <w:pStyle w:val="ListParagraph"/>
+              <w:ind w:left="0" w:firstLineChars="0" w:firstLine="0"/>
+              <w:rPr>
+                <w:rFonts w:hint="eastAsia"/>
+              </w:rPr>
+            </w:pPr>
+          </w:p>
+        </w:tc>
+        <w:tc>
+          <w:tcPr>
+            <w:tcW w:w="901" w:type="dxa"/>
+          </w:tcPr>
+          <w:p>
+            <w:pPr>
+              <w:pStyle w:val="ListParagraph"/>
+              <w:ind w:left="0" w:firstLineChars="0" w:firstLine="0"/>
+            </w:pPr>
+          </w:p>
+        </w:tc>
+      </w:tr>
+      <w:tr>
+        <w:tc>
+          <w:tcPr>
+            <w:tcW w:w="1316" w:type="dxa"/>
+            <w:vMerge/>
+          </w:tcPr>
+          <w:p>
+            <w:pPr>
+              <w:pStyle w:val="ListParagraph"/>
+              <w:ind w:left="0" w:firstLineChars="0" w:firstLine="0"/>
+            </w:pPr>
+          </w:p>
+        </w:tc>
+        <w:tc>
+          <w:tcPr>
+            <w:tcW w:w="2835" w:type="dxa"/>
+          </w:tcPr>
+          <w:p>
+            <w:pPr>
+              <w:pStyle w:val="ListParagraph"/>
+              <w:ind w:left="0" w:firstLineChars="0" w:firstLine="0"/>
+              <w:rPr>
+                <w:rFonts w:hint="eastAsia"/>
+              </w:rPr>
+            </w:pPr>
+            <w:r>
+              <w:t>R</w:t>
+            </w:r>
+            <w:r>
+              <w:rPr>
+                <w:rFonts w:hint="eastAsia"/>
+              </w:rPr>
+              <w:t>pm</w:t>
+            </w:r>
+            <w:r>
+              <w:rPr>
+                <w:rFonts w:hint="eastAsia"/>
+              </w:rPr>
+              <w:t>、</w:t>
+            </w:r>
+            <w:r>
+              <w:rPr>
+                <w:rFonts w:hint="eastAsia"/>
+              </w:rPr>
+              <w:t>run</w:t>
+            </w:r>
+            <w:r>
+              <w:rPr>
+                <w:rFonts w:hint="eastAsia"/>
+              </w:rPr>
+              <w:t>打包</w:t>
+            </w:r>
+            <w:commentRangeStart w:id="5"/>
+            <w:r>
+              <w:rPr>
+                <w:rFonts w:hint="eastAsia"/>
+              </w:rPr>
+              <w:t>拷贝文件</w:t>
+            </w:r>
+            <w:commentRangeEnd w:id="5"/>
+            <w:r>
+              <w:rPr>
+                <w:rStyle w:val="CommentReference"/>
+              </w:rPr>
+              <w:commentReference w:id="5"/>
+            </w:r>
+          </w:p>
+        </w:tc>
+        <w:tc>
+          <w:tcPr>
+            <w:tcW w:w="2693" w:type="dxa"/>
+          </w:tcPr>
+          <w:p>
+            <w:pPr>
+              <w:pStyle w:val="ListParagraph"/>
+              <w:ind w:left="0" w:firstLineChars="0" w:firstLine="0"/>
+              <w:rPr>
+                <w:rFonts w:hint="eastAsia"/>
+              </w:rPr>
+            </w:pPr>
+          </w:p>
+        </w:tc>
+        <w:tc>
+          <w:tcPr>
+            <w:tcW w:w="901" w:type="dxa"/>
+          </w:tcPr>
+          <w:p>
+            <w:pPr>
+              <w:pStyle w:val="ListParagraph"/>
+              <w:ind w:left="0" w:firstLineChars="0" w:firstLine="0"/>
+            </w:pPr>
+          </w:p>
+        </w:tc>
+      </w:tr>
+      <w:tr>
+        <w:tc>
+          <w:tcPr>
+            <w:tcW w:w="1316" w:type="dxa"/>
+            <w:vMerge/>
+          </w:tcPr>
+          <w:p>
+            <w:pPr>
+              <w:pStyle w:val="ListParagraph"/>
+              <w:ind w:left="0" w:firstLineChars="0" w:firstLine="0"/>
+            </w:pPr>
+          </w:p>
+        </w:tc>
+        <w:tc>
+          <w:tcPr>
+            <w:tcW w:w="2835" w:type="dxa"/>
+          </w:tcPr>
+          <w:p>
+            <w:pPr>
+              <w:pStyle w:val="ListParagraph"/>
+              <w:ind w:left="0" w:firstLineChars="0" w:firstLine="0"/>
+            </w:pPr>
+            <w:r>
+              <w:t>C</w:t>
+            </w:r>
+            <w:r>
+              <w:rPr>
+                <w:rFonts w:hint="eastAsia"/>
+              </w:rPr>
+              <w:t>ore</w:t>
+            </w:r>
+            <w:r>
+              <w:rPr>
+                <w:rFonts w:hint="eastAsia"/>
+              </w:rPr>
+              <w:t>文件名加入时间信息</w:t>
+            </w:r>
+          </w:p>
+        </w:tc>
+        <w:tc>
+          <w:tcPr>
+            <w:tcW w:w="2693" w:type="dxa"/>
+          </w:tcPr>
+          <w:p>
+            <w:pPr>
+              <w:pStyle w:val="ListParagraph"/>
+              <w:ind w:left="0" w:firstLineChars="0" w:firstLine="0"/>
+              <w:rPr>
+                <w:rFonts w:hint="eastAsia"/>
+              </w:rPr>
+            </w:pPr>
+          </w:p>
+        </w:tc>
+        <w:tc>
+          <w:tcPr>
+            <w:tcW w:w="901" w:type="dxa"/>
+          </w:tcPr>
+          <w:p>
+            <w:pPr>
+              <w:pStyle w:val="ListParagraph"/>
+              <w:ind w:left="0" w:firstLineChars="0" w:firstLine="0"/>
+            </w:pPr>
+          </w:p>
+        </w:tc>
+      </w:tr>
+      <w:tr>
+        <w:tc>
+          <w:tcPr>
+            <w:tcW w:w="1316" w:type="dxa"/>
+            <w:vMerge/>
+          </w:tcPr>
+          <w:p>
+            <w:pPr>
+              <w:pStyle w:val="ListParagraph"/>
+              <w:ind w:left="0" w:firstLineChars="0" w:firstLine="0"/>
+            </w:pPr>
+          </w:p>
+        </w:tc>
+        <w:tc>
+          <w:tcPr>
+            <w:tcW w:w="2835" w:type="dxa"/>
+          </w:tcPr>
+          <w:p>
+            <w:pPr>
+              <w:pStyle w:val="ListParagraph"/>
+              <w:ind w:left="0" w:firstLineChars="0" w:firstLine="0"/>
+            </w:pPr>
+            <w:r>
+              <w:rPr>
+                <w:rFonts w:hint="eastAsia"/>
+              </w:rPr>
               <w:t>……</w:t>
             </w:r>
           </w:p>
@@ -2213,9 +2434,6 @@
             <w:pPr>
               <w:pStyle w:val="ListParagraph"/>
               <w:ind w:left="0" w:firstLineChars="0" w:firstLine="0"/>
-              <w:rPr>
-                <w:rFonts w:hint="eastAsia"/>
-              </w:rPr>
             </w:pPr>
           </w:p>
         </w:tc>
@@ -2227,9 +2445,6 @@
             <w:pPr>
               <w:pStyle w:val="ListParagraph"/>
               <w:ind w:left="0" w:firstLineChars="0" w:firstLine="0"/>
-              <w:rPr>
-                <w:rFonts w:hint="eastAsia"/>
-              </w:rPr>
             </w:pPr>
           </w:p>
         </w:tc>
@@ -2239,17 +2454,11 @@
       <w:pPr>
         <w:pStyle w:val="ListParagraph"/>
         <w:ind w:left="777" w:firstLineChars="0" w:firstLine="0"/>
-        <w:rPr>
-          <w:rFonts w:hint="eastAsia"/>
-        </w:rPr>
       </w:pPr>
     </w:p>
     <w:p>
       <w:pPr>
         <w:pStyle w:val="Heading3"/>
-        <w:rPr>
-          <w:rFonts w:hint="eastAsia"/>
-        </w:rPr>
       </w:pPr>
       <w:r>
         <w:rPr>
@@ -2259,11 +2468,6 @@
       </w:r>
     </w:p>
     <w:p>
-      <w:pPr>
-        <w:rPr>
-          <w:rFonts w:hint="eastAsia"/>
-        </w:rPr>
-      </w:pPr>
       <w:r>
         <w:rPr>
           <w:rFonts w:hint="eastAsia"/>
@@ -2305,9 +2509,6 @@
             <w:pPr>
               <w:pStyle w:val="ListParagraph"/>
               <w:ind w:left="0" w:firstLineChars="0" w:firstLine="0"/>
-              <w:rPr>
-                <w:rFonts w:hint="eastAsia"/>
-              </w:rPr>
             </w:pPr>
             <w:r>
               <w:rPr>
@@ -2326,9 +2527,6 @@
             <w:pPr>
               <w:pStyle w:val="ListParagraph"/>
               <w:ind w:left="0" w:firstLineChars="0" w:firstLine="0"/>
-              <w:rPr>
-                <w:rFonts w:hint="eastAsia"/>
-              </w:rPr>
             </w:pPr>
             <w:r>
               <w:rPr>
@@ -2347,9 +2545,6 @@
             <w:pPr>
               <w:pStyle w:val="ListParagraph"/>
               <w:ind w:left="0" w:firstLineChars="0" w:firstLine="0"/>
-              <w:rPr>
-                <w:rFonts w:hint="eastAsia"/>
-              </w:rPr>
             </w:pPr>
             <w:r>
               <w:rPr>
@@ -2369,9 +2564,6 @@
             <w:pPr>
               <w:pStyle w:val="ListParagraph"/>
               <w:ind w:left="0" w:firstLineChars="0" w:firstLine="0"/>
-              <w:rPr>
-                <w:rFonts w:hint="eastAsia"/>
-              </w:rPr>
             </w:pPr>
             <w:r>
               <w:rPr>
@@ -2389,9 +2581,6 @@
             <w:pPr>
               <w:pStyle w:val="ListParagraph"/>
               <w:ind w:left="0" w:firstLineChars="0" w:firstLine="0"/>
-              <w:rPr>
-                <w:rFonts w:hint="eastAsia"/>
-              </w:rPr>
             </w:pPr>
             <w:r>
               <w:rPr>
@@ -2409,9 +2598,6 @@
             <w:pPr>
               <w:pStyle w:val="ListParagraph"/>
               <w:ind w:left="0" w:firstLineChars="0" w:firstLine="0"/>
-              <w:rPr>
-                <w:rFonts w:hint="eastAsia"/>
-              </w:rPr>
             </w:pPr>
           </w:p>
         </w:tc>
@@ -2425,15 +2611,11 @@
             <w:pPr>
               <w:pStyle w:val="ListParagraph"/>
               <w:ind w:left="0" w:firstLineChars="0" w:firstLine="0"/>
-              <w:rPr>
-                <w:rFonts w:hint="eastAsia"/>
-              </w:rPr>
-            </w:pPr>
-            <w:r>
-              <w:rPr>
-                <w:rFonts w:hint="eastAsia"/>
-              </w:rPr>
-              <w:lastRenderedPageBreak/>
+            </w:pPr>
+            <w:r>
+              <w:rPr>
+                <w:rFonts w:hint="eastAsia"/>
+              </w:rPr>
               <w:t>代码覆盖率</w:t>
             </w:r>
           </w:p>
@@ -2446,9 +2628,6 @@
             <w:pPr>
               <w:pStyle w:val="ListParagraph"/>
               <w:ind w:left="0" w:firstLineChars="0" w:firstLine="0"/>
-              <w:rPr>
-                <w:rFonts w:hint="eastAsia"/>
-              </w:rPr>
             </w:pPr>
             <w:r>
               <w:rPr>
@@ -2466,9 +2645,6 @@
             <w:pPr>
               <w:pStyle w:val="ListParagraph"/>
               <w:ind w:left="0" w:firstLineChars="0" w:firstLine="0"/>
-              <w:rPr>
-                <w:rFonts w:hint="eastAsia"/>
-              </w:rPr>
             </w:pPr>
           </w:p>
         </w:tc>
@@ -2482,16 +2658,21 @@
             <w:pPr>
               <w:pStyle w:val="ListParagraph"/>
               <w:ind w:left="0" w:firstLineChars="0" w:firstLine="0"/>
-              <w:rPr>
-                <w:rFonts w:hint="eastAsia"/>
-              </w:rPr>
-            </w:pPr>
+            </w:pPr>
+            <w:commentRangeStart w:id="6"/>
             <w:r>
               <w:rPr>
                 <w:rFonts w:hint="eastAsia"/>
               </w:rPr>
               <w:t>数据量大的测试</w:t>
             </w:r>
+            <w:commentRangeEnd w:id="6"/>
+            <w:r>
+              <w:rPr>
+                <w:rStyle w:val="CommentReference"/>
+              </w:rPr>
+              <w:commentReference w:id="6"/>
+            </w:r>
           </w:p>
         </w:tc>
         <w:tc>
@@ -2502,9 +2683,6 @@
             <w:pPr>
               <w:pStyle w:val="ListParagraph"/>
               <w:ind w:left="0" w:firstLineChars="0" w:firstLine="0"/>
-              <w:rPr>
-                <w:rFonts w:hint="eastAsia"/>
-              </w:rPr>
             </w:pPr>
             <w:r>
               <w:rPr>
@@ -2528,9 +2706,6 @@
             <w:pPr>
               <w:pStyle w:val="ListParagraph"/>
               <w:ind w:left="0" w:firstLineChars="0" w:firstLine="0"/>
-              <w:rPr>
-                <w:rFonts w:hint="eastAsia"/>
-              </w:rPr>
             </w:pPr>
           </w:p>
         </w:tc>
@@ -2544,9 +2719,6 @@
             <w:pPr>
               <w:pStyle w:val="ListParagraph"/>
               <w:ind w:left="0" w:firstLineChars="0" w:firstLine="0"/>
-              <w:rPr>
-                <w:rFonts w:hint="eastAsia"/>
-              </w:rPr>
             </w:pPr>
             <w:r>
               <w:rPr>
@@ -2558,6 +2730,12 @@
               <w:rPr>
                 <w:rFonts w:hint="eastAsia"/>
               </w:rPr>
+              <w:t>驱动</w:t>
+            </w:r>
+            <w:r>
+              <w:rPr>
+                <w:rFonts w:hint="eastAsia"/>
+              </w:rPr>
               <w:t>编译</w:t>
             </w:r>
           </w:p>
@@ -2570,9 +2748,6 @@
             <w:pPr>
               <w:pStyle w:val="ListParagraph"/>
               <w:ind w:left="0" w:firstLineChars="0" w:firstLine="0"/>
-              <w:rPr>
-                <w:rFonts w:hint="eastAsia"/>
-              </w:rPr>
             </w:pPr>
             <w:r>
               <w:t>C</w:t>
@@ -2605,14 +2780,28 @@
               <w:rPr>
                 <w:rFonts w:hint="eastAsia"/>
               </w:rPr>
-              <w:t>Windows</w:t>
-            </w:r>
+              <w:t>w</w:t>
+            </w:r>
+            <w:r>
+              <w:rPr>
+                <w:rFonts w:hint="eastAsia"/>
+              </w:rPr>
+              <w:t>indows</w:t>
+            </w:r>
+            <w:commentRangeStart w:id="7"/>
             <w:r>
               <w:rPr>
                 <w:rFonts w:hint="eastAsia"/>
               </w:rPr>
               <w:t>编译机</w:t>
             </w:r>
+            <w:commentRangeEnd w:id="7"/>
+            <w:r>
+              <w:rPr>
+                <w:rStyle w:val="CommentReference"/>
+              </w:rPr>
+              <w:commentReference w:id="7"/>
+            </w:r>
           </w:p>
         </w:tc>
         <w:tc>
@@ -2623,9 +2812,6 @@
             <w:pPr>
               <w:pStyle w:val="ListParagraph"/>
               <w:ind w:left="0" w:firstLineChars="0" w:firstLine="0"/>
-              <w:rPr>
-                <w:rFonts w:hint="eastAsia"/>
-              </w:rPr>
             </w:pPr>
           </w:p>
         </w:tc>
@@ -2639,9 +2825,6 @@
             <w:pPr>
               <w:pStyle w:val="ListParagraph"/>
               <w:ind w:left="0" w:firstLineChars="0" w:firstLine="0"/>
-              <w:rPr>
-                <w:rFonts w:hint="eastAsia"/>
-              </w:rPr>
             </w:pPr>
             <w:r>
               <w:rPr>
@@ -2665,9 +2848,6 @@
             <w:pPr>
               <w:pStyle w:val="ListParagraph"/>
               <w:ind w:left="0" w:firstLineChars="0" w:firstLine="0"/>
-              <w:rPr>
-                <w:rFonts w:hint="eastAsia"/>
-              </w:rPr>
             </w:pPr>
             <w:r>
               <w:rPr>
@@ -2691,9 +2871,6 @@
             <w:pPr>
               <w:pStyle w:val="ListParagraph"/>
               <w:ind w:left="0" w:firstLineChars="0" w:firstLine="0"/>
-              <w:rPr>
-                <w:rFonts w:hint="eastAsia"/>
-              </w:rPr>
             </w:pPr>
           </w:p>
         </w:tc>
@@ -2707,16 +2884,21 @@
             <w:pPr>
               <w:pStyle w:val="ListParagraph"/>
               <w:ind w:left="0" w:firstLineChars="0" w:firstLine="0"/>
-              <w:rPr>
-                <w:rFonts w:hint="eastAsia"/>
-              </w:rPr>
-            </w:pPr>
+            </w:pPr>
+            <w:commentRangeStart w:id="8"/>
             <w:r>
               <w:rPr>
                 <w:rFonts w:hint="eastAsia"/>
               </w:rPr>
               <w:t>可靠性场景测试</w:t>
             </w:r>
+            <w:commentRangeEnd w:id="8"/>
+            <w:r>
+              <w:rPr>
+                <w:rStyle w:val="CommentReference"/>
+              </w:rPr>
+              <w:commentReference w:id="8"/>
+            </w:r>
           </w:p>
         </w:tc>
         <w:tc>
@@ -2727,9 +2909,6 @@
             <w:pPr>
               <w:pStyle w:val="ListParagraph"/>
               <w:ind w:left="0" w:firstLineChars="0" w:firstLine="0"/>
-              <w:rPr>
-                <w:rFonts w:hint="eastAsia"/>
-              </w:rPr>
             </w:pPr>
             <w:r>
               <w:rPr>
@@ -2759,9 +2938,6 @@
             <w:pPr>
               <w:pStyle w:val="ListParagraph"/>
               <w:ind w:left="0" w:firstLineChars="0" w:firstLine="0"/>
-              <w:rPr>
-                <w:rFonts w:hint="eastAsia"/>
-              </w:rPr>
             </w:pPr>
           </w:p>
         </w:tc>
@@ -2775,9 +2951,6 @@
             <w:pPr>
               <w:pStyle w:val="ListParagraph"/>
               <w:ind w:left="0" w:firstLineChars="0" w:firstLine="0"/>
-              <w:rPr>
-                <w:rFonts w:hint="eastAsia"/>
-              </w:rPr>
             </w:pPr>
             <w:r>
               <w:rPr>
@@ -2795,9 +2968,6 @@
             <w:pPr>
               <w:pStyle w:val="ListParagraph"/>
               <w:ind w:left="0" w:firstLineChars="0" w:firstLine="0"/>
-              <w:rPr>
-                <w:rFonts w:hint="eastAsia"/>
-              </w:rPr>
             </w:pPr>
           </w:p>
         </w:tc>
@@ -2809,9 +2979,6 @@
             <w:pPr>
               <w:pStyle w:val="ListParagraph"/>
               <w:ind w:left="0" w:firstLineChars="0" w:firstLine="0"/>
-              <w:rPr>
-                <w:rFonts w:hint="eastAsia"/>
-              </w:rPr>
             </w:pPr>
           </w:p>
         </w:tc>
@@ -2825,9 +2992,6 @@
             <w:pPr>
               <w:pStyle w:val="ListParagraph"/>
               <w:ind w:left="0" w:firstLineChars="0" w:firstLine="0"/>
-              <w:rPr>
-                <w:rFonts w:hint="eastAsia"/>
-              </w:rPr>
             </w:pPr>
             <w:r>
               <w:rPr>
@@ -2845,9 +3009,6 @@
             <w:pPr>
               <w:pStyle w:val="ListParagraph"/>
               <w:ind w:left="0" w:firstLineChars="0" w:firstLine="0"/>
-              <w:rPr>
-                <w:rFonts w:hint="eastAsia"/>
-              </w:rPr>
             </w:pPr>
             <w:r>
               <w:rPr>
@@ -2865,9 +3026,6 @@
             <w:pPr>
               <w:pStyle w:val="ListParagraph"/>
               <w:ind w:left="0" w:firstLineChars="0" w:firstLine="0"/>
-              <w:rPr>
-                <w:rFonts w:hint="eastAsia"/>
-              </w:rPr>
             </w:pPr>
           </w:p>
         </w:tc>
@@ -2881,9 +3039,6 @@
             <w:pPr>
               <w:pStyle w:val="ListParagraph"/>
               <w:ind w:left="0" w:firstLineChars="0" w:firstLine="0"/>
-              <w:rPr>
-                <w:rFonts w:hint="eastAsia"/>
-              </w:rPr>
             </w:pPr>
             <w:r>
               <w:t>windows</w:t>
@@ -2904,9 +3059,6 @@
             <w:pPr>
               <w:pStyle w:val="ListParagraph"/>
               <w:ind w:left="0" w:firstLineChars="0" w:firstLine="0"/>
-              <w:rPr>
-                <w:rFonts w:hint="eastAsia"/>
-              </w:rPr>
             </w:pPr>
             <w:r>
               <w:rPr>
@@ -2936,9 +3088,6 @@
             <w:pPr>
               <w:pStyle w:val="ListParagraph"/>
               <w:ind w:left="0" w:firstLineChars="0" w:firstLine="0"/>
-              <w:rPr>
-                <w:rFonts w:hint="eastAsia"/>
-              </w:rPr>
             </w:pPr>
           </w:p>
         </w:tc>
@@ -2969,9 +3118,6 @@
             <w:pPr>
               <w:pStyle w:val="ListParagraph"/>
               <w:ind w:left="0" w:firstLineChars="0" w:firstLine="0"/>
-              <w:rPr>
-                <w:rFonts w:hint="eastAsia"/>
-              </w:rPr>
             </w:pPr>
             <w:r>
               <w:rPr>
@@ -2989,9 +3135,74 @@
             <w:pPr>
               <w:pStyle w:val="ListParagraph"/>
               <w:ind w:left="0" w:firstLineChars="0" w:firstLine="0"/>
-              <w:rPr>
-                <w:rFonts w:hint="eastAsia"/>
-              </w:rPr>
+            </w:pPr>
+          </w:p>
+        </w:tc>
+      </w:tr>
+      <w:tr>
+        <w:tc>
+          <w:tcPr>
+            <w:tcW w:w="2308" w:type="dxa"/>
+          </w:tcPr>
+          <w:p>
+            <w:pPr>
+              <w:pStyle w:val="ListParagraph"/>
+              <w:ind w:left="0" w:firstLineChars="0" w:firstLine="0"/>
+              <w:rPr>
+                <w:rFonts w:hint="eastAsia"/>
+              </w:rPr>
+            </w:pPr>
+            <w:r>
+              <w:t>P</w:t>
+            </w:r>
+            <w:r>
+              <w:rPr>
+                <w:rFonts w:hint="eastAsia"/>
+              </w:rPr>
+              <w:t>g</w:t>
+            </w:r>
+            <w:r>
+              <w:rPr>
+                <w:rFonts w:hint="eastAsia"/>
+              </w:rPr>
+              <w:t>打</w:t>
+            </w:r>
+            <w:r>
+              <w:rPr>
+                <w:rFonts w:hint="eastAsia"/>
+              </w:rPr>
+              <w:t>run</w:t>
+            </w:r>
+            <w:r>
+              <w:rPr>
+                <w:rFonts w:hint="eastAsia"/>
+              </w:rPr>
+              <w:t>包</w:t>
+            </w:r>
+          </w:p>
+        </w:tc>
+        <w:tc>
+          <w:tcPr>
+            <w:tcW w:w="4536" w:type="dxa"/>
+          </w:tcPr>
+          <w:p>
+            <w:pPr>
+              <w:pStyle w:val="ListParagraph"/>
+              <w:ind w:left="0" w:firstLineChars="0" w:firstLine="0"/>
+              <w:rPr>
+                <w:rFonts w:hint="eastAsia"/>
+              </w:rPr>
+            </w:pPr>
+          </w:p>
+        </w:tc>
+        <w:tc>
+          <w:tcPr>
+            <w:tcW w:w="901" w:type="dxa"/>
+          </w:tcPr>
+          <w:p>
+            <w:pPr>
+              <w:pStyle w:val="ListParagraph"/>
+              <w:ind w:left="0" w:firstLineChars="0" w:firstLine="0"/>
             </w:pPr>
           </w:p>
         </w:tc>
@@ -3001,17 +3212,11 @@
       <w:pPr>
         <w:pStyle w:val="ListParagraph"/>
         <w:ind w:left="777" w:firstLineChars="0" w:firstLine="0"/>
-        <w:rPr>
-          <w:rFonts w:hint="eastAsia"/>
-        </w:rPr>
       </w:pPr>
     </w:p>
     <w:p>
       <w:pPr>
         <w:pStyle w:val="Heading3"/>
-        <w:rPr>
-          <w:rFonts w:hint="eastAsia"/>
-        </w:rPr>
       </w:pPr>
       <w:r>
         <w:rPr>
@@ -3021,11 +3226,6 @@
       </w:r>
     </w:p>
     <w:p>
-      <w:pPr>
-        <w:rPr>
-          <w:rFonts w:hint="eastAsia"/>
-        </w:rPr>
-      </w:pPr>
       <w:r>
         <w:rPr>
           <w:rFonts w:hint="eastAsia"/>
@@ -3053,9 +3253,6 @@
           <w:numId w:val="14"/>
         </w:numPr>
         <w:ind w:firstLineChars="0"/>
-        <w:rPr>
-          <w:rFonts w:hint="eastAsia"/>
-        </w:rPr>
       </w:pPr>
       <w:r>
         <w:rPr>
@@ -3162,9 +3359,6 @@
           <w:numId w:val="14"/>
         </w:numPr>
         <w:ind w:firstLineChars="0"/>
-        <w:rPr>
-          <w:rFonts w:hint="eastAsia"/>
-        </w:rPr>
       </w:pPr>
       <w:r>
         <w:rPr>
@@ -3205,9 +3399,6 @@
           <w:numId w:val="14"/>
         </w:numPr>
         <w:ind w:firstLineChars="0"/>
-        <w:rPr>
-          <w:rFonts w:hint="eastAsia"/>
-        </w:rPr>
       </w:pPr>
     </w:p>
     <w:tbl>
@@ -3232,10 +3423,13 @@
             <w:pPr>
               <w:pStyle w:val="ListParagraph"/>
               <w:ind w:left="0" w:firstLineChars="0" w:firstLine="0"/>
-              <w:rPr>
-                <w:rFonts w:hint="eastAsia"/>
-              </w:rPr>
-            </w:pPr>
+            </w:pPr>
+            <w:r>
+              <w:rPr>
+                <w:rFonts w:hint="eastAsia"/>
+              </w:rPr>
+              <w:t>可维护性的</w:t>
+            </w:r>
             <w:r>
               <w:rPr>
                 <w:rFonts w:hint="eastAsia"/>
@@ -3253,9 +3447,6 @@
             <w:pPr>
               <w:pStyle w:val="ListParagraph"/>
               <w:ind w:left="0" w:firstLineChars="0" w:firstLine="0"/>
-              <w:rPr>
-                <w:rFonts w:hint="eastAsia"/>
-              </w:rPr>
             </w:pPr>
             <w:r>
               <w:rPr>
@@ -3274,9 +3465,6 @@
             <w:pPr>
               <w:pStyle w:val="ListParagraph"/>
               <w:ind w:left="0" w:firstLineChars="0" w:firstLine="0"/>
-              <w:rPr>
-                <w:rFonts w:hint="eastAsia"/>
-              </w:rPr>
             </w:pPr>
             <w:r>
               <w:rPr>
@@ -3296,9 +3484,6 @@
             <w:pPr>
               <w:pStyle w:val="ListParagraph"/>
               <w:ind w:left="0" w:firstLineChars="0" w:firstLine="0"/>
-              <w:rPr>
-                <w:rFonts w:hint="eastAsia"/>
-              </w:rPr>
             </w:pPr>
             <w:r>
               <w:rPr>
@@ -3316,9 +3501,6 @@
             <w:pPr>
               <w:pStyle w:val="ListParagraph"/>
               <w:ind w:left="0" w:firstLineChars="0" w:firstLine="0"/>
-              <w:rPr>
-                <w:rFonts w:hint="eastAsia"/>
-              </w:rPr>
             </w:pPr>
             <w:r>
               <w:rPr>
@@ -3331,9 +3513,6 @@
             <w:pPr>
               <w:pStyle w:val="ListParagraph"/>
               <w:ind w:left="0" w:firstLineChars="0" w:firstLine="0"/>
-              <w:rPr>
-                <w:rFonts w:hint="eastAsia"/>
-              </w:rPr>
             </w:pPr>
             <w:r>
               <w:rPr>
@@ -3351,9 +3530,6 @@
             <w:pPr>
               <w:pStyle w:val="ListParagraph"/>
               <w:ind w:left="0" w:firstLineChars="0" w:firstLine="0"/>
-              <w:rPr>
-                <w:rFonts w:hint="eastAsia"/>
-              </w:rPr>
             </w:pPr>
           </w:p>
         </w:tc>
@@ -3367,9 +3543,6 @@
             <w:pPr>
               <w:pStyle w:val="ListParagraph"/>
               <w:ind w:left="0" w:firstLineChars="0" w:firstLine="0"/>
-              <w:rPr>
-                <w:rFonts w:hint="eastAsia"/>
-              </w:rPr>
             </w:pPr>
             <w:r>
               <w:rPr>
@@ -3387,9 +3560,6 @@
             <w:pPr>
               <w:pStyle w:val="ListParagraph"/>
               <w:ind w:left="0" w:firstLineChars="0" w:firstLine="0"/>
-              <w:rPr>
-                <w:rFonts w:hint="eastAsia"/>
-              </w:rPr>
             </w:pPr>
             <w:r>
               <w:rPr>
@@ -3402,9 +3572,6 @@
             <w:pPr>
               <w:pStyle w:val="ListParagraph"/>
               <w:ind w:left="0" w:firstLineChars="0" w:firstLine="0"/>
-              <w:rPr>
-                <w:rFonts w:hint="eastAsia"/>
-              </w:rPr>
             </w:pPr>
             <w:r>
               <w:rPr>
@@ -3434,9 +3601,6 @@
             <w:pPr>
               <w:pStyle w:val="ListParagraph"/>
               <w:ind w:left="0" w:firstLineChars="0" w:firstLine="0"/>
-              <w:rPr>
-                <w:rFonts w:hint="eastAsia"/>
-              </w:rPr>
             </w:pPr>
           </w:p>
         </w:tc>
@@ -3450,9 +3614,6 @@
             <w:pPr>
               <w:pStyle w:val="ListParagraph"/>
               <w:ind w:left="0" w:firstLineChars="0" w:firstLine="0"/>
-              <w:rPr>
-                <w:rFonts w:hint="eastAsia"/>
-              </w:rPr>
             </w:pPr>
           </w:p>
         </w:tc>
@@ -3464,9 +3625,6 @@
             <w:pPr>
               <w:pStyle w:val="ListParagraph"/>
               <w:ind w:left="0" w:firstLineChars="0" w:firstLine="0"/>
-              <w:rPr>
-                <w:rFonts w:hint="eastAsia"/>
-              </w:rPr>
             </w:pPr>
           </w:p>
         </w:tc>
@@ -3478,9 +3636,6 @@
             <w:pPr>
               <w:pStyle w:val="ListParagraph"/>
               <w:ind w:left="0" w:firstLineChars="0" w:firstLine="0"/>
-              <w:rPr>
-                <w:rFonts w:hint="eastAsia"/>
-              </w:rPr>
             </w:pPr>
           </w:p>
         </w:tc>
@@ -3490,26 +3645,687 @@
       <w:pPr>
         <w:pStyle w:val="ListParagraph"/>
         <w:ind w:left="777" w:firstLineChars="0" w:firstLine="0"/>
-        <w:rPr>
-          <w:rFonts w:hint="eastAsia"/>
-        </w:rPr>
       </w:pPr>
     </w:p>
     <w:p>
       <w:pPr>
         <w:pStyle w:val="Heading2"/>
-        <w:rPr>
-          <w:rFonts w:hint="eastAsia"/>
-        </w:rPr>
-      </w:pPr>
-      <w:r>
-        <w:rPr>
-          <w:rFonts w:hint="eastAsia"/>
-        </w:rPr>
+      </w:pPr>
+      <w:r>
+        <w:rPr>
+          <w:rFonts w:hint="eastAsia"/>
+        </w:rPr>
+        <w:lastRenderedPageBreak/>
         <w:t>计划</w:t>
       </w:r>
     </w:p>
-    <w:p/>
+    <w:p>
+      <w:pPr>
+        <w:rPr>
+          <w:rFonts w:hint="eastAsia"/>
+        </w:rPr>
+      </w:pPr>
+      <w:r>
+        <w:rPr>
+          <w:rFonts w:hint="eastAsia"/>
+        </w:rPr>
+        <w:tab/>
+      </w:r>
+      <w:r>
+        <w:rPr>
+          <w:rFonts w:hint="eastAsia"/>
+        </w:rPr>
+        <w:tab/>
+      </w:r>
+      <w:r>
+        <w:rPr>
+          <w:rFonts w:hint="eastAsia"/>
+        </w:rPr>
+        <w:t>以上任务主要归纳为：对现有功能（</w:t>
+      </w:r>
+      <w:r>
+        <w:rPr>
+          <w:rFonts w:hint="eastAsia"/>
+        </w:rPr>
+        <w:t>每日构建</w:t>
+      </w:r>
+      <w:r>
+        <w:rPr>
+          <w:rFonts w:hint="eastAsia"/>
+        </w:rPr>
+        <w:t>）的优化，以及新增功能，包括提交构建</w:t>
+      </w:r>
+      <w:r>
+        <w:rPr>
+          <w:rFonts w:hint="eastAsia"/>
+        </w:rPr>
+        <w:t>、代码覆盖率等。由于现有的</w:t>
+      </w:r>
+      <w:r>
+        <w:rPr>
+          <w:rFonts w:hint="eastAsia"/>
+        </w:rPr>
+        <w:t>ant</w:t>
+      </w:r>
+      <w:r>
+        <w:rPr>
+          <w:rFonts w:hint="eastAsia"/>
+        </w:rPr>
+        <w:t>调度脚本写得比较乱，需要</w:t>
+      </w:r>
+      <w:r>
+        <w:rPr>
+          <w:rFonts w:hint="eastAsia"/>
+        </w:rPr>
+        <w:t>先</w:t>
+      </w:r>
+      <w:r>
+        <w:rPr>
+          <w:rFonts w:hint="eastAsia"/>
+        </w:rPr>
+        <w:t>重新调整结构，以便于后期灵活地新增功能</w:t>
+      </w:r>
+      <w:r>
+        <w:rPr>
+          <w:rFonts w:hint="eastAsia"/>
+        </w:rPr>
+        <w:t>。先优化每日构建，在每日构建优化中，提升易用性和可维护性。</w:t>
+      </w:r>
+    </w:p>
+    <w:p>
+      <w:r>
+        <w:rPr>
+          <w:rFonts w:hint="eastAsia"/>
+        </w:rPr>
+        <w:tab/>
+      </w:r>
+      <w:r>
+        <w:rPr>
+          <w:rFonts w:hint="eastAsia"/>
+        </w:rPr>
+        <w:tab/>
+      </w:r>
+    </w:p>
+    <w:tbl>
+      <w:tblPr>
+        <w:tblStyle w:val="TableGrid"/>
+        <w:tblW w:w="0" w:type="auto"/>
+        <w:tblInd w:w="357" w:type="dxa"/>
+        <w:tblLook w:val="04A0"/>
+      </w:tblPr>
+      <w:tblGrid>
+        <w:gridCol w:w="2741"/>
+        <w:gridCol w:w="2712"/>
+        <w:gridCol w:w="2712"/>
+      </w:tblGrid>
+      <w:tr>
+        <w:tc>
+          <w:tcPr>
+            <w:tcW w:w="2741" w:type="dxa"/>
+          </w:tcPr>
+          <w:p>
+            <w:pPr>
+              <w:ind w:left="0"/>
+            </w:pPr>
+            <w:r>
+              <w:rPr>
+                <w:rFonts w:hint="eastAsia"/>
+              </w:rPr>
+              <w:t>任务列表</w:t>
+            </w:r>
+          </w:p>
+        </w:tc>
+        <w:tc>
+          <w:tcPr>
+            <w:tcW w:w="2712" w:type="dxa"/>
+          </w:tcPr>
+          <w:p>
+            <w:pPr>
+              <w:ind w:left="0"/>
+            </w:pPr>
+            <w:r>
+              <w:rPr>
+                <w:rFonts w:hint="eastAsia"/>
+              </w:rPr>
+              <w:t>计划花费时间</w:t>
+            </w:r>
+          </w:p>
+        </w:tc>
+        <w:tc>
+          <w:tcPr>
+            <w:tcW w:w="2712" w:type="dxa"/>
+          </w:tcPr>
+          <w:p>
+            <w:pPr>
+              <w:ind w:left="0"/>
+            </w:pPr>
+            <w:r>
+              <w:rPr>
+                <w:rFonts w:hint="eastAsia"/>
+              </w:rPr>
+              <w:t>备注</w:t>
+            </w:r>
+          </w:p>
+        </w:tc>
+      </w:tr>
+      <w:tr>
+        <w:tc>
+          <w:tcPr>
+            <w:tcW w:w="2741" w:type="dxa"/>
+          </w:tcPr>
+          <w:p>
+            <w:pPr>
+              <w:ind w:left="0"/>
+            </w:pPr>
+            <w:r>
+              <w:rPr>
+                <w:rFonts w:hint="eastAsia"/>
+              </w:rPr>
+              <w:t>优化每日构建</w:t>
+            </w:r>
+          </w:p>
+        </w:tc>
+        <w:tc>
+          <w:tcPr>
+            <w:tcW w:w="2712" w:type="dxa"/>
+          </w:tcPr>
+          <w:p>
+            <w:pPr>
+              <w:ind w:left="0"/>
+            </w:pPr>
+            <w:r>
+              <w:rPr>
+                <w:rFonts w:hint="eastAsia"/>
+              </w:rPr>
+              <w:t>1</w:t>
+            </w:r>
+            <w:r>
+              <w:rPr>
+                <w:rFonts w:hint="eastAsia"/>
+              </w:rPr>
+              <w:t>个月</w:t>
+            </w:r>
+          </w:p>
+        </w:tc>
+        <w:tc>
+          <w:tcPr>
+            <w:tcW w:w="2712" w:type="dxa"/>
+          </w:tcPr>
+          <w:p>
+            <w:pPr>
+              <w:ind w:left="0"/>
+            </w:pPr>
+          </w:p>
+        </w:tc>
+      </w:tr>
+      <w:tr>
+        <w:tc>
+          <w:tcPr>
+            <w:tcW w:w="2741" w:type="dxa"/>
+          </w:tcPr>
+          <w:p>
+            <w:pPr>
+              <w:ind w:left="0"/>
+            </w:pPr>
+            <w:r>
+              <w:rPr>
+                <w:rFonts w:hint="eastAsia"/>
+              </w:rPr>
+              <w:t>数据量大的测试</w:t>
+            </w:r>
+          </w:p>
+        </w:tc>
+        <w:tc>
+          <w:tcPr>
+            <w:tcW w:w="2712" w:type="dxa"/>
+          </w:tcPr>
+          <w:p>
+            <w:pPr>
+              <w:ind w:left="0"/>
+            </w:pPr>
+          </w:p>
+        </w:tc>
+        <w:tc>
+          <w:tcPr>
+            <w:tcW w:w="2712" w:type="dxa"/>
+          </w:tcPr>
+          <w:p>
+            <w:pPr>
+              <w:ind w:left="0"/>
+            </w:pPr>
+            <w:r>
+              <w:rPr>
+                <w:rFonts w:hint="eastAsia"/>
+              </w:rPr>
+              <w:t>合并入每日构建</w:t>
+            </w:r>
+          </w:p>
+        </w:tc>
+      </w:tr>
+      <w:tr>
+        <w:tc>
+          <w:tcPr>
+            <w:tcW w:w="2741" w:type="dxa"/>
+          </w:tcPr>
+          <w:p>
+            <w:pPr>
+              <w:ind w:left="0"/>
+              <w:rPr>
+                <w:rFonts w:hint="eastAsia"/>
+              </w:rPr>
+            </w:pPr>
+            <w:r>
+              <w:rPr>
+                <w:rFonts w:hint="eastAsia"/>
+              </w:rPr>
+              <w:t>可靠性场景测试</w:t>
+            </w:r>
+          </w:p>
+        </w:tc>
+        <w:tc>
+          <w:tcPr>
+            <w:tcW w:w="2712" w:type="dxa"/>
+          </w:tcPr>
+          <w:p>
+            <w:pPr>
+              <w:ind w:left="0"/>
+            </w:pPr>
+            <w:r>
+              <w:rPr>
+                <w:rFonts w:hint="eastAsia"/>
+              </w:rPr>
+              <w:t>1</w:t>
+            </w:r>
+            <w:r>
+              <w:rPr>
+                <w:rFonts w:hint="eastAsia"/>
+              </w:rPr>
+              <w:t>个礼拜</w:t>
+            </w:r>
+          </w:p>
+        </w:tc>
+        <w:tc>
+          <w:tcPr>
+            <w:tcW w:w="2712" w:type="dxa"/>
+          </w:tcPr>
+          <w:p>
+            <w:pPr>
+              <w:ind w:left="0"/>
+            </w:pPr>
+          </w:p>
+        </w:tc>
+      </w:tr>
+      <w:tr>
+        <w:tc>
+          <w:tcPr>
+            <w:tcW w:w="2741" w:type="dxa"/>
+          </w:tcPr>
+          <w:p>
+            <w:pPr>
+              <w:ind w:left="0"/>
+              <w:rPr>
+                <w:rFonts w:hint="eastAsia"/>
+              </w:rPr>
+            </w:pPr>
+            <w:r>
+              <w:rPr>
+                <w:rFonts w:hint="eastAsia"/>
+              </w:rPr>
+              <w:t>节点配置相关的测试</w:t>
+            </w:r>
+          </w:p>
+        </w:tc>
+        <w:tc>
+          <w:tcPr>
+            <w:tcW w:w="2712" w:type="dxa"/>
+          </w:tcPr>
+          <w:p>
+            <w:pPr>
+              <w:ind w:left="0"/>
+            </w:pPr>
+            <w:r>
+              <w:rPr>
+                <w:rFonts w:hint="eastAsia"/>
+              </w:rPr>
+              <w:t>1</w:t>
+            </w:r>
+            <w:r>
+              <w:rPr>
+                <w:rFonts w:hint="eastAsia"/>
+              </w:rPr>
+              <w:t>个礼拜</w:t>
+            </w:r>
+          </w:p>
+        </w:tc>
+        <w:tc>
+          <w:tcPr>
+            <w:tcW w:w="2712" w:type="dxa"/>
+          </w:tcPr>
+          <w:p>
+            <w:pPr>
+              <w:ind w:left="0"/>
+            </w:pPr>
+          </w:p>
+        </w:tc>
+      </w:tr>
+      <w:tr>
+        <w:tc>
+          <w:tcPr>
+            <w:tcW w:w="2741" w:type="dxa"/>
+          </w:tcPr>
+          <w:p>
+            <w:pPr>
+              <w:ind w:left="0"/>
+            </w:pPr>
+            <w:r>
+              <w:rPr>
+                <w:rFonts w:hint="eastAsia"/>
+              </w:rPr>
+              <w:t>代码覆盖率</w:t>
+            </w:r>
+          </w:p>
+        </w:tc>
+        <w:tc>
+          <w:tcPr>
+            <w:tcW w:w="2712" w:type="dxa"/>
+          </w:tcPr>
+          <w:p>
+            <w:pPr>
+              <w:ind w:left="0"/>
+            </w:pPr>
+            <w:r>
+              <w:rPr>
+                <w:rFonts w:hint="eastAsia"/>
+              </w:rPr>
+              <w:t>2</w:t>
+            </w:r>
+            <w:r>
+              <w:rPr>
+                <w:rFonts w:hint="eastAsia"/>
+              </w:rPr>
+              <w:t>个礼拜</w:t>
+            </w:r>
+          </w:p>
+        </w:tc>
+        <w:tc>
+          <w:tcPr>
+            <w:tcW w:w="2712" w:type="dxa"/>
+          </w:tcPr>
+          <w:p>
+            <w:pPr>
+              <w:ind w:left="0"/>
+            </w:pPr>
+          </w:p>
+        </w:tc>
+      </w:tr>
+      <w:tr>
+        <w:tc>
+          <w:tcPr>
+            <w:tcW w:w="2741" w:type="dxa"/>
+          </w:tcPr>
+          <w:p>
+            <w:pPr>
+              <w:ind w:left="0"/>
+            </w:pPr>
+            <w:r>
+              <w:rPr>
+                <w:rFonts w:hint="eastAsia"/>
+              </w:rPr>
+              <w:t>新增提交构建</w:t>
+            </w:r>
+          </w:p>
+        </w:tc>
+        <w:tc>
+          <w:tcPr>
+            <w:tcW w:w="2712" w:type="dxa"/>
+          </w:tcPr>
+          <w:p>
+            <w:pPr>
+              <w:ind w:left="0"/>
+            </w:pPr>
+            <w:r>
+              <w:rPr>
+                <w:rFonts w:hint="eastAsia"/>
+              </w:rPr>
+              <w:t>2</w:t>
+            </w:r>
+            <w:r>
+              <w:rPr>
+                <w:rFonts w:hint="eastAsia"/>
+              </w:rPr>
+              <w:t>个礼拜</w:t>
+            </w:r>
+          </w:p>
+        </w:tc>
+        <w:tc>
+          <w:tcPr>
+            <w:tcW w:w="2712" w:type="dxa"/>
+          </w:tcPr>
+          <w:p>
+            <w:pPr>
+              <w:ind w:left="0"/>
+            </w:pPr>
+          </w:p>
+        </w:tc>
+      </w:tr>
+      <w:tr>
+        <w:tc>
+          <w:tcPr>
+            <w:tcW w:w="2741" w:type="dxa"/>
+          </w:tcPr>
+          <w:p>
+            <w:pPr>
+              <w:ind w:left="0"/>
+            </w:pPr>
+            <w:r>
+              <w:rPr>
+                <w:rFonts w:hint="eastAsia"/>
+              </w:rPr>
+              <w:t>测试修改后的</w:t>
+            </w:r>
+            <w:r>
+              <w:rPr>
+                <w:rFonts w:hint="eastAsia"/>
+              </w:rPr>
+              <w:t>pg+fdw</w:t>
+            </w:r>
+          </w:p>
+        </w:tc>
+        <w:tc>
+          <w:tcPr>
+            <w:tcW w:w="2712" w:type="dxa"/>
+          </w:tcPr>
+          <w:p>
+            <w:pPr>
+              <w:ind w:left="0"/>
+            </w:pPr>
+            <w:r>
+              <w:rPr>
+                <w:rFonts w:hint="eastAsia"/>
+              </w:rPr>
+              <w:t>1</w:t>
+            </w:r>
+            <w:r>
+              <w:rPr>
+                <w:rFonts w:hint="eastAsia"/>
+              </w:rPr>
+              <w:t>个礼拜</w:t>
+            </w:r>
+          </w:p>
+        </w:tc>
+        <w:tc>
+          <w:tcPr>
+            <w:tcW w:w="2712" w:type="dxa"/>
+          </w:tcPr>
+          <w:p>
+            <w:pPr>
+              <w:ind w:left="0"/>
+            </w:pPr>
+          </w:p>
+        </w:tc>
+      </w:tr>
+      <w:tr>
+        <w:tc>
+          <w:tcPr>
+            <w:tcW w:w="2741" w:type="dxa"/>
+          </w:tcPr>
+          <w:p>
+            <w:pPr>
+              <w:ind w:left="0"/>
+              <w:rPr>
+                <w:rFonts w:hint="eastAsia"/>
+              </w:rPr>
+            </w:pPr>
+            <w:r>
+              <w:rPr>
+                <w:rFonts w:hint="eastAsia"/>
+              </w:rPr>
+              <w:t>稳定性测试</w:t>
+            </w:r>
+          </w:p>
+        </w:tc>
+        <w:tc>
+          <w:tcPr>
+            <w:tcW w:w="2712" w:type="dxa"/>
+          </w:tcPr>
+          <w:p>
+            <w:pPr>
+              <w:ind w:left="0"/>
+            </w:pPr>
+          </w:p>
+        </w:tc>
+        <w:tc>
+          <w:tcPr>
+            <w:tcW w:w="2712" w:type="dxa"/>
+          </w:tcPr>
+          <w:p>
+            <w:pPr>
+              <w:ind w:left="0"/>
+            </w:pPr>
+            <w:r>
+              <w:rPr>
+                <w:rFonts w:hint="eastAsia"/>
+              </w:rPr>
+              <w:t>暂时没有用例，先不上</w:t>
+            </w:r>
+            <w:r>
+              <w:rPr>
+                <w:rFonts w:hint="eastAsia"/>
+              </w:rPr>
+              <w:t>CI</w:t>
+            </w:r>
+          </w:p>
+        </w:tc>
+      </w:tr>
+      <w:tr>
+        <w:tc>
+          <w:tcPr>
+            <w:tcW w:w="2741" w:type="dxa"/>
+          </w:tcPr>
+          <w:p>
+            <w:pPr>
+              <w:ind w:left="0"/>
+            </w:pPr>
+            <w:commentRangeStart w:id="9"/>
+            <w:r>
+              <w:t>C</w:t>
+            </w:r>
+            <w:r>
+              <w:rPr>
+                <w:rFonts w:hint="eastAsia"/>
+              </w:rPr>
+              <w:t>#</w:t>
+            </w:r>
+            <w:r>
+              <w:rPr>
+                <w:rFonts w:hint="eastAsia"/>
+              </w:rPr>
+              <w:t>驱动</w:t>
+            </w:r>
+            <w:commentRangeEnd w:id="9"/>
+            <w:r>
+              <w:rPr>
+                <w:rStyle w:val="CommentReference"/>
+              </w:rPr>
+              <w:commentReference w:id="9"/>
+            </w:r>
+            <w:r>
+              <w:rPr>
+                <w:rFonts w:hint="eastAsia"/>
+              </w:rPr>
+              <w:t>编译</w:t>
+            </w:r>
+          </w:p>
+        </w:tc>
+        <w:tc>
+          <w:tcPr>
+            <w:tcW w:w="2712" w:type="dxa"/>
+          </w:tcPr>
+          <w:p>
+            <w:pPr>
+              <w:ind w:left="0"/>
+            </w:pPr>
+          </w:p>
+        </w:tc>
+        <w:tc>
+          <w:tcPr>
+            <w:tcW w:w="2712" w:type="dxa"/>
+          </w:tcPr>
+          <w:p>
+            <w:pPr>
+              <w:ind w:left="0"/>
+            </w:pPr>
+          </w:p>
+        </w:tc>
+      </w:tr>
+      <w:tr>
+        <w:tc>
+          <w:tcPr>
+            <w:tcW w:w="2741" w:type="dxa"/>
+          </w:tcPr>
+          <w:p>
+            <w:pPr>
+              <w:ind w:left="0"/>
+            </w:pPr>
+            <w:r>
+              <w:t>window</w:t>
+            </w:r>
+            <w:r>
+              <w:rPr>
+                <w:rFonts w:hint="eastAsia"/>
+              </w:rPr>
+              <w:t>s</w:t>
+            </w:r>
+            <w:r>
+              <w:rPr>
+                <w:rFonts w:hint="eastAsia"/>
+              </w:rPr>
+              <w:t>上编译</w:t>
+            </w:r>
+          </w:p>
+        </w:tc>
+        <w:tc>
+          <w:tcPr>
+            <w:tcW w:w="2712" w:type="dxa"/>
+          </w:tcPr>
+          <w:p>
+            <w:pPr>
+              <w:ind w:left="0"/>
+            </w:pPr>
+          </w:p>
+        </w:tc>
+        <w:tc>
+          <w:tcPr>
+            <w:tcW w:w="2712" w:type="dxa"/>
+          </w:tcPr>
+          <w:p>
+            <w:pPr>
+              <w:ind w:left="0"/>
+            </w:pPr>
+          </w:p>
+        </w:tc>
+      </w:tr>
+    </w:tbl>
     <w:p/>
     <w:sectPr>
       <w:pgSz w:w="11906" w:h="16838"/>
@@ -3519,6 +4335,267 @@
     </w:sectPr>
   </w:body>
 </w:document>
+</file>
+
+<file path=word/comments.xml><?xml version="1.0" encoding="utf-8"?>
+<w:comments xmlns:ve="http://schemas.openxmlformats.org/markup-compatibility/2006" xmlns:o="urn:schemas-microsoft-com:office:office" xmlns:r="http://schemas.openxmlformats.org/officeDocument/2006/relationships" xmlns:m="http://schemas.openxmlformats.org/officeDocument/2006/math" xmlns:v="urn:schemas-microsoft-com:vml" xmlns:wp="http://schemas.openxmlformats.org/drawingml/2006/wordprocessingDrawing" xmlns:w10="urn:schemas-microsoft-com:office:word" xmlns:w="http://schemas.openxmlformats.org/wordprocessingml/2006/main" xmlns:wne="http://schemas.microsoft.com/office/word/2006/wordml">
+  <w:comment w:id="0" w:author="yuting" w:date="2016-09-27T14:16:00Z" w:initials="y">
+    <w:p>
+      <w:pPr>
+        <w:pStyle w:val="CommentText"/>
+      </w:pPr>
+      <w:r>
+        <w:rPr>
+          <w:rStyle w:val="CommentReference"/>
+        </w:rPr>
+        <w:annotationRef/>
+      </w:r>
+      <w:r>
+        <w:rPr>
+          <w:rFonts w:hint="eastAsia"/>
+        </w:rPr>
+        <w:t>直观呈现环境异常</w:t>
+      </w:r>
+    </w:p>
+  </w:comment>
+  <w:comment w:id="1" w:author="yuting" w:date="2016-09-27T16:33:00Z" w:initials="y">
+    <w:p>
+      <w:pPr>
+        <w:pStyle w:val="CommentText"/>
+      </w:pPr>
+      <w:r>
+        <w:rPr>
+          <w:rStyle w:val="CommentReference"/>
+        </w:rPr>
+        <w:annotationRef/>
+      </w:r>
+      <w:r>
+        <w:rPr>
+          <w:rFonts w:hint="eastAsia"/>
+        </w:rPr>
+        <w:t>测试的调度脚本</w:t>
+      </w:r>
+      <w:r>
+        <w:rPr>
+          <w:rFonts w:hint="eastAsia"/>
+        </w:rPr>
+        <w:t xml:space="preserve"> </w:t>
+      </w:r>
+      <w:r>
+        <w:rPr>
+          <w:rFonts w:hint="eastAsia"/>
+        </w:rPr>
+        <w:t>不区分主干和分支（没有用例就不执行该项测试）</w:t>
+      </w:r>
+    </w:p>
+  </w:comment>
+  <w:comment w:id="2" w:author="yuting" w:date="2016-09-27T15:27:00Z" w:initials="y">
+    <w:p>
+      <w:pPr>
+        <w:pStyle w:val="CommentText"/>
+      </w:pPr>
+      <w:r>
+        <w:rPr>
+          <w:rStyle w:val="CommentReference"/>
+        </w:rPr>
+        <w:annotationRef/>
+      </w:r>
+      <w:r>
+        <w:rPr>
+          <w:rFonts w:hint="eastAsia"/>
+        </w:rPr>
+        <w:t>run</w:t>
+      </w:r>
+      <w:r>
+        <w:rPr>
+          <w:rFonts w:hint="eastAsia"/>
+        </w:rPr>
+        <w:t>增加的功能没有合入</w:t>
+      </w:r>
+      <w:r>
+        <w:rPr>
+          <w:rFonts w:hint="eastAsia"/>
+        </w:rPr>
+        <w:t>rpm</w:t>
+      </w:r>
+    </w:p>
+  </w:comment>
+  <w:comment w:id="3" w:author="yuting" w:date="2016-09-27T15:47:00Z" w:initials="y">
+    <w:p>
+      <w:pPr>
+        <w:pStyle w:val="CommentText"/>
+      </w:pPr>
+      <w:r>
+        <w:rPr>
+          <w:rStyle w:val="CommentReference"/>
+        </w:rPr>
+        <w:annotationRef/>
+      </w:r>
+      <w:r>
+        <w:rPr>
+          <w:rFonts w:hint="eastAsia"/>
+        </w:rPr>
+        <w:t>需要找开发讨论，剔除重复用例</w:t>
+      </w:r>
+    </w:p>
+  </w:comment>
+  <w:comment w:id="4" w:author="yuting" w:date="2016-09-27T15:53:00Z" w:initials="y">
+    <w:p>
+      <w:pPr>
+        <w:pStyle w:val="CommentText"/>
+      </w:pPr>
+      <w:r>
+        <w:rPr>
+          <w:rStyle w:val="CommentReference"/>
+        </w:rPr>
+        <w:annotationRef/>
+      </w:r>
+      <w:r>
+        <w:rPr>
+          <w:rFonts w:hint="eastAsia"/>
+        </w:rPr>
+        <w:t>防止新增的用例忘了配冒烟用例</w:t>
+      </w:r>
+    </w:p>
+  </w:comment>
+  <w:comment w:id="5" w:author="yuting" w:date="2016-09-28T15:25:00Z" w:initials="y">
+    <w:p>
+      <w:pPr>
+        <w:pStyle w:val="CommentText"/>
+      </w:pPr>
+      <w:r>
+        <w:rPr>
+          <w:rStyle w:val="CommentReference"/>
+        </w:rPr>
+        <w:annotationRef/>
+      </w:r>
+      <w:r>
+        <w:rPr>
+          <w:rFonts w:hint="eastAsia"/>
+        </w:rPr>
+        <w:t>考虑一个一个文件拷贝（</w:t>
+      </w:r>
+      <w:r>
+        <w:rPr>
+          <w:rFonts w:hint="eastAsia"/>
+        </w:rPr>
+        <w:t>bin</w:t>
+      </w:r>
+      <w:r>
+        <w:rPr>
+          <w:rFonts w:hint="eastAsia"/>
+        </w:rPr>
+        <w:t>目录）</w:t>
+      </w:r>
+    </w:p>
+  </w:comment>
+  <w:comment w:id="6" w:author="yuting" w:date="2016-09-27T16:12:00Z" w:initials="y">
+    <w:p>
+      <w:pPr>
+        <w:pStyle w:val="CommentText"/>
+      </w:pPr>
+      <w:r>
+        <w:rPr>
+          <w:rStyle w:val="CommentReference"/>
+        </w:rPr>
+        <w:annotationRef/>
+      </w:r>
+      <w:r>
+        <w:rPr>
+          <w:rFonts w:hint="eastAsia"/>
+        </w:rPr>
+        <w:t>放在每日构建</w:t>
+      </w:r>
+    </w:p>
+  </w:comment>
+  <w:comment w:id="7" w:author="yuting" w:date="2016-09-27T16:13:00Z" w:initials="y">
+    <w:p>
+      <w:pPr>
+        <w:pStyle w:val="CommentText"/>
+      </w:pPr>
+      <w:r>
+        <w:rPr>
+          <w:rStyle w:val="CommentReference"/>
+        </w:rPr>
+        <w:annotationRef/>
+      </w:r>
+      <w:r>
+        <w:rPr>
+          <w:rFonts w:hint="eastAsia"/>
+        </w:rPr>
+        <w:t>考虑机器的</w:t>
+      </w:r>
+      <w:r>
+        <w:rPr>
+          <w:rFonts w:hint="eastAsia"/>
+        </w:rPr>
+        <w:t>.net</w:t>
+      </w:r>
+      <w:r>
+        <w:rPr>
+          <w:rFonts w:hint="eastAsia"/>
+        </w:rPr>
+        <w:t>版本</w:t>
+      </w:r>
+    </w:p>
+  </w:comment>
+  <w:comment w:id="8" w:author="yuting" w:date="2016-09-28T15:26:00Z" w:initials="y">
+    <w:p>
+      <w:pPr>
+        <w:pStyle w:val="CommentText"/>
+      </w:pPr>
+      <w:r>
+        <w:rPr>
+          <w:rStyle w:val="CommentReference"/>
+        </w:rPr>
+        <w:annotationRef/>
+      </w:r>
+      <w:r>
+        <w:rPr>
+          <w:rFonts w:hint="eastAsia"/>
+        </w:rPr>
+        <w:t>和节点配置测试归纳为异常用例</w:t>
+      </w:r>
+      <w:r>
+        <w:rPr>
+          <w:rFonts w:hint="eastAsia"/>
+        </w:rPr>
+        <w:t>，是否和普通用例放在同一个目录</w:t>
+      </w:r>
+      <w:r>
+        <w:rPr>
+          <w:rFonts w:hint="eastAsia"/>
+        </w:rPr>
+        <w:t>？</w:t>
+      </w:r>
+      <w:r>
+        <w:rPr>
+          <w:rFonts w:hint="eastAsia"/>
+        </w:rPr>
+        <w:t>区分用例串行执行和并发执行</w:t>
+      </w:r>
+    </w:p>
+  </w:comment>
+  <w:comment w:id="9" w:author="yuting" w:date="2016-09-27T16:44:00Z" w:initials="y">
+    <w:p>
+      <w:pPr>
+        <w:pStyle w:val="CommentText"/>
+      </w:pPr>
+      <w:r>
+        <w:rPr>
+          <w:rStyle w:val="CommentReference"/>
+        </w:rPr>
+        <w:annotationRef/>
+      </w:r>
+      <w:r>
+        <w:rPr>
+          <w:rFonts w:hint="eastAsia"/>
+        </w:rPr>
+        <w:t>跟许导讨论一下是否着急完成</w:t>
+      </w:r>
+    </w:p>
+  </w:comment>
+</w:comments>
 </file>
 
 <file path=word/endnotes.xml><?xml version="1.0" encoding="utf-8"?>
@@ -5298,6 +6375,89 @@
       <w:szCs w:val="32"/>
     </w:rPr>
   </w:style>
+  <w:style w:type="character" w:styleId="CommentReference">
+    <w:name w:val="annotation reference"/>
+    <w:basedOn w:val="DefaultParagraphFont"/>
+    <w:uiPriority w:val="99"/>
+    <w:semiHidden/>
+    <w:unhideWhenUsed/>
+    <w:rsid w:val="005E7436"/>
+    <w:rPr>
+      <w:sz w:val="21"/>
+      <w:szCs w:val="21"/>
+    </w:rPr>
+  </w:style>
+  <w:style w:type="paragraph" w:styleId="CommentText">
+    <w:name w:val="annotation text"/>
+    <w:basedOn w:val="Normal"/>
+    <w:link w:val="CommentTextChar"/>
+    <w:uiPriority w:val="99"/>
+    <w:semiHidden/>
+    <w:unhideWhenUsed/>
+    <w:rsid w:val="005E7436"/>
+    <w:pPr>
+      <w:jc w:val="left"/>
+    </w:pPr>
+  </w:style>
+  <w:style w:type="character" w:customStyle="1" w:styleId="CommentTextChar">
+    <w:name w:val="Comment Text Char"/>
+    <w:basedOn w:val="DefaultParagraphFont"/>
+    <w:link w:val="CommentText"/>
+    <w:uiPriority w:val="99"/>
+    <w:semiHidden/>
+    <w:rsid w:val="005E7436"/>
+  </w:style>
+  <w:style w:type="paragraph" w:styleId="CommentSubject">
+    <w:name w:val="annotation subject"/>
+    <w:basedOn w:val="CommentText"/>
+    <w:next w:val="CommentText"/>
+    <w:link w:val="CommentSubjectChar"/>
+    <w:uiPriority w:val="99"/>
+    <w:semiHidden/>
+    <w:unhideWhenUsed/>
+    <w:rsid w:val="005E7436"/>
+    <w:rPr>
+      <w:b/>
+      <w:bCs/>
+    </w:rPr>
+  </w:style>
+  <w:style w:type="character" w:customStyle="1" w:styleId="CommentSubjectChar">
+    <w:name w:val="Comment Subject Char"/>
+    <w:basedOn w:val="CommentTextChar"/>
+    <w:link w:val="CommentSubject"/>
+    <w:uiPriority w:val="99"/>
+    <w:semiHidden/>
+    <w:rsid w:val="005E7436"/>
+    <w:rPr>
+      <w:b/>
+      <w:bCs/>
+    </w:rPr>
+  </w:style>
+  <w:style w:type="paragraph" w:styleId="BalloonText">
+    <w:name w:val="Balloon Text"/>
+    <w:basedOn w:val="Normal"/>
+    <w:link w:val="BalloonTextChar"/>
+    <w:uiPriority w:val="99"/>
+    <w:semiHidden/>
+    <w:unhideWhenUsed/>
+    <w:rsid w:val="005E7436"/>
+    <w:rPr>
+      <w:sz w:val="18"/>
+      <w:szCs w:val="18"/>
+    </w:rPr>
+  </w:style>
+  <w:style w:type="character" w:customStyle="1" w:styleId="BalloonTextChar">
+    <w:name w:val="Balloon Text Char"/>
+    <w:basedOn w:val="DefaultParagraphFont"/>
+    <w:link w:val="BalloonText"/>
+    <w:uiPriority w:val="99"/>
+    <w:semiHidden/>
+    <w:rsid w:val="005E7436"/>
+    <w:rPr>
+      <w:sz w:val="18"/>
+      <w:szCs w:val="18"/>
+    </w:rPr>
+  </w:style>
 </w:styles>
 </file>
 

--- a/misc/ci/internal_doc/ci_improve_plan/ci_improve_analysis.docx
+++ b/misc/ci/internal_doc/ci_improve_plan/ci_improve_analysis.docx
@@ -1502,6 +1502,12 @@
               <w:pStyle w:val="ListParagraph"/>
               <w:ind w:left="0" w:firstLineChars="0" w:firstLine="0"/>
             </w:pPr>
+            <w:r>
+              <w:rPr>
+                <w:rFonts w:hint="eastAsia"/>
+              </w:rPr>
+              <w:t>提交构建</w:t>
+            </w:r>
           </w:p>
         </w:tc>
       </w:tr>
@@ -1597,6 +1603,12 @@
               <w:pStyle w:val="ListParagraph"/>
               <w:ind w:left="0" w:firstLineChars="0" w:firstLine="0"/>
             </w:pPr>
+            <w:r>
+              <w:rPr>
+                <w:rFonts w:hint="eastAsia"/>
+              </w:rPr>
+              <w:t>1</w:t>
+            </w:r>
           </w:p>
         </w:tc>
       </w:tr>
@@ -1656,6 +1668,12 @@
               <w:pStyle w:val="ListParagraph"/>
               <w:ind w:left="0" w:firstLineChars="0" w:firstLine="0"/>
             </w:pPr>
+            <w:r>
+              <w:rPr>
+                <w:rFonts w:hint="eastAsia"/>
+              </w:rPr>
+              <w:t>提交构建</w:t>
+            </w:r>
           </w:p>
         </w:tc>
       </w:tr>
@@ -1723,6 +1741,12 @@
               <w:pStyle w:val="ListParagraph"/>
               <w:ind w:left="0" w:firstLineChars="0" w:firstLine="0"/>
             </w:pPr>
+            <w:r>
+              <w:rPr>
+                <w:rFonts w:hint="eastAsia"/>
+              </w:rPr>
+              <w:t>1</w:t>
+            </w:r>
           </w:p>
         </w:tc>
       </w:tr>
@@ -1785,6 +1809,12 @@
               <w:pStyle w:val="ListParagraph"/>
               <w:ind w:left="0" w:firstLineChars="0" w:firstLine="0"/>
             </w:pPr>
+            <w:r>
+              <w:rPr>
+                <w:rFonts w:hint="eastAsia"/>
+              </w:rPr>
+              <w:t>1</w:t>
+            </w:r>
           </w:p>
         </w:tc>
       </w:tr>
@@ -1838,6 +1868,12 @@
               <w:pStyle w:val="ListParagraph"/>
               <w:ind w:left="0" w:firstLineChars="0" w:firstLine="0"/>
             </w:pPr>
+            <w:r>
+              <w:rPr>
+                <w:rFonts w:hint="eastAsia"/>
+              </w:rPr>
+              <w:t>1</w:t>
+            </w:r>
           </w:p>
         </w:tc>
       </w:tr>
@@ -1908,6 +1944,12 @@
               <w:pStyle w:val="ListParagraph"/>
               <w:ind w:left="0" w:firstLineChars="0" w:firstLine="0"/>
             </w:pPr>
+            <w:r>
+              <w:rPr>
+                <w:rFonts w:hint="eastAsia"/>
+              </w:rPr>
+              <w:t>1</w:t>
+            </w:r>
           </w:p>
         </w:tc>
       </w:tr>
@@ -1961,6 +2003,12 @@
               <w:pStyle w:val="ListParagraph"/>
               <w:ind w:left="0" w:firstLineChars="0" w:firstLine="0"/>
             </w:pPr>
+            <w:r>
+              <w:rPr>
+                <w:rFonts w:hint="eastAsia"/>
+              </w:rPr>
+              <w:t>1</w:t>
+            </w:r>
           </w:p>
         </w:tc>
       </w:tr>
@@ -1985,9 +2033,6 @@
             <w:pPr>
               <w:pStyle w:val="ListParagraph"/>
               <w:ind w:left="0" w:firstLineChars="0" w:firstLine="0"/>
-              <w:rPr>
-                <w:rFonts w:hint="eastAsia"/>
-              </w:rPr>
             </w:pPr>
             <w:r>
               <w:rPr>
@@ -2029,6 +2074,12 @@
               <w:pStyle w:val="ListParagraph"/>
               <w:ind w:left="0" w:firstLineChars="0" w:firstLine="0"/>
             </w:pPr>
+            <w:r>
+              <w:rPr>
+                <w:rFonts w:hint="eastAsia"/>
+              </w:rPr>
+              <w:t>1</w:t>
+            </w:r>
           </w:p>
         </w:tc>
       </w:tr>
@@ -2053,29 +2104,12 @@
             <w:pPr>
               <w:pStyle w:val="ListParagraph"/>
               <w:ind w:left="0" w:firstLineChars="0" w:firstLine="0"/>
-              <w:rPr>
-                <w:rFonts w:hint="eastAsia"/>
-              </w:rPr>
-            </w:pPr>
-            <w:commentRangeStart w:id="3"/>
-            <w:r>
-              <w:rPr>
-                <w:rFonts w:hint="eastAsia"/>
-              </w:rPr>
-              <w:t>开发</w:t>
-            </w:r>
-            <w:commentRangeEnd w:id="3"/>
-            <w:r>
-              <w:rPr>
-                <w:rStyle w:val="CommentReference"/>
-              </w:rPr>
-              <w:commentReference w:id="3"/>
-            </w:r>
-            <w:r>
-              <w:rPr>
-                <w:rFonts w:hint="eastAsia"/>
-              </w:rPr>
-              <w:t>写的驱动测试用例与测试人员的用例有重复</w:t>
+            </w:pPr>
+            <w:r>
+              <w:rPr>
+                <w:rFonts w:hint="eastAsia"/>
+              </w:rPr>
+              <w:t>所有机器并发执行用例</w:t>
             </w:r>
           </w:p>
         </w:tc>
@@ -2099,6 +2133,12 @@
               <w:pStyle w:val="ListParagraph"/>
               <w:ind w:left="0" w:firstLineChars="0" w:firstLine="0"/>
             </w:pPr>
+            <w:r>
+              <w:rPr>
+                <w:rFonts w:hint="eastAsia"/>
+              </w:rPr>
+              <w:t>1</w:t>
+            </w:r>
           </w:p>
         </w:tc>
       </w:tr>
@@ -2123,15 +2163,47 @@
             <w:pPr>
               <w:pStyle w:val="ListParagraph"/>
               <w:ind w:left="0" w:firstLineChars="0" w:firstLine="0"/>
-              <w:rPr>
-                <w:rFonts w:hint="eastAsia"/>
-              </w:rPr>
-            </w:pPr>
-            <w:r>
-              <w:rPr>
-                <w:rFonts w:hint="eastAsia"/>
-              </w:rPr>
-              <w:t>冒烟测试</w:t>
+            </w:pPr>
+            <w:r>
+              <w:t>R</w:t>
+            </w:r>
+            <w:r>
+              <w:rPr>
+                <w:rFonts w:hint="eastAsia"/>
+              </w:rPr>
+              <w:t>pm</w:t>
+            </w:r>
+            <w:r>
+              <w:rPr>
+                <w:rFonts w:hint="eastAsia"/>
+              </w:rPr>
+              <w:t>、</w:t>
+            </w:r>
+            <w:r>
+              <w:rPr>
+                <w:rFonts w:hint="eastAsia"/>
+              </w:rPr>
+              <w:t>run</w:t>
+            </w:r>
+            <w:r>
+              <w:rPr>
+                <w:rFonts w:hint="eastAsia"/>
+              </w:rPr>
+              <w:t>打包</w:t>
+            </w:r>
+            <w:commentRangeStart w:id="3"/>
+            <w:r>
+              <w:rPr>
+                <w:rFonts w:hint="eastAsia"/>
+              </w:rPr>
+              <w:t>拷贝文件</w:t>
+            </w:r>
+            <w:commentRangeEnd w:id="3"/>
+            <w:r>
+              <w:rPr>
+                <w:rStyle w:val="CommentReference"/>
+              </w:rPr>
+              <w:commentReference w:id="3"/>
             </w:r>
           </w:p>
         </w:tc>
@@ -2144,26 +2216,6 @@
               <w:pStyle w:val="ListParagraph"/>
               <w:ind w:left="0" w:firstLineChars="0" w:firstLine="0"/>
             </w:pPr>
-            <w:r>
-              <w:rPr>
-                <w:rFonts w:hint="eastAsia"/>
-              </w:rPr>
-              <w:t>在每个特性下需要配置冒烟测</w:t>
-            </w:r>
-            <w:commentRangeStart w:id="4"/>
-            <w:r>
-              <w:rPr>
-                <w:rFonts w:hint="eastAsia"/>
-              </w:rPr>
-              <w:t>试用例</w:t>
-            </w:r>
-            <w:commentRangeEnd w:id="4"/>
-            <w:r>
-              <w:rPr>
-                <w:rStyle w:val="CommentReference"/>
-              </w:rPr>
-              <w:commentReference w:id="4"/>
-            </w:r>
           </w:p>
         </w:tc>
         <w:tc>
@@ -2175,6 +2227,12 @@
               <w:pStyle w:val="ListParagraph"/>
               <w:ind w:left="0" w:firstLineChars="0" w:firstLine="0"/>
             </w:pPr>
+            <w:r>
+              <w:rPr>
+                <w:rFonts w:hint="eastAsia"/>
+              </w:rPr>
+              <w:t>1</w:t>
+            </w:r>
           </w:p>
         </w:tc>
       </w:tr>
@@ -2199,15 +2257,21 @@
             <w:pPr>
               <w:pStyle w:val="ListParagraph"/>
               <w:ind w:left="0" w:firstLineChars="0" w:firstLine="0"/>
-              <w:rPr>
-                <w:rFonts w:hint="eastAsia"/>
-              </w:rPr>
-            </w:pPr>
-            <w:r>
-              <w:rPr>
-                <w:rFonts w:hint="eastAsia"/>
-              </w:rPr>
-              <w:t>所有机器并发执行用例</w:t>
+            </w:pPr>
+            <w:r>
+              <w:t>C</w:t>
+            </w:r>
+            <w:r>
+              <w:rPr>
+                <w:rFonts w:hint="eastAsia"/>
+              </w:rPr>
+              <w:t>ore</w:t>
+            </w:r>
+            <w:r>
+              <w:rPr>
+                <w:rFonts w:hint="eastAsia"/>
+              </w:rPr>
+              <w:t>文件名加入时间信息</w:t>
             </w:r>
           </w:p>
         </w:tc>
@@ -2219,9 +2283,6 @@
             <w:pPr>
               <w:pStyle w:val="ListParagraph"/>
               <w:ind w:left="0" w:firstLineChars="0" w:firstLine="0"/>
-              <w:rPr>
-                <w:rFonts w:hint="eastAsia"/>
-              </w:rPr>
             </w:pPr>
           </w:p>
         </w:tc>
@@ -2234,6 +2295,12 @@
               <w:pStyle w:val="ListParagraph"/>
               <w:ind w:left="0" w:firstLineChars="0" w:firstLine="0"/>
             </w:pPr>
+            <w:r>
+              <w:rPr>
+                <w:rFonts w:hint="eastAsia"/>
+              </w:rPr>
+              <w:t>1</w:t>
+            </w:r>
           </w:p>
         </w:tc>
       </w:tr>
@@ -2258,50 +2325,12 @@
             <w:pPr>
               <w:pStyle w:val="ListParagraph"/>
               <w:ind w:left="0" w:firstLineChars="0" w:firstLine="0"/>
-              <w:rPr>
-                <w:rFonts w:hint="eastAsia"/>
-              </w:rPr>
-            </w:pPr>
-            <w:r>
-              <w:t>R</w:t>
-            </w:r>
-            <w:r>
-              <w:rPr>
-                <w:rFonts w:hint="eastAsia"/>
-              </w:rPr>
-              <w:t>pm</w:t>
-            </w:r>
-            <w:r>
-              <w:rPr>
-                <w:rFonts w:hint="eastAsia"/>
-              </w:rPr>
-              <w:t>、</w:t>
-            </w:r>
-            <w:r>
-              <w:rPr>
-                <w:rFonts w:hint="eastAsia"/>
-              </w:rPr>
-              <w:t>run</w:t>
-            </w:r>
-            <w:r>
-              <w:rPr>
-                <w:rFonts w:hint="eastAsia"/>
-              </w:rPr>
-              <w:t>打包</w:t>
-            </w:r>
-            <w:commentRangeStart w:id="5"/>
-            <w:r>
-              <w:rPr>
-                <w:rFonts w:hint="eastAsia"/>
-              </w:rPr>
-              <w:t>拷贝文件</w:t>
-            </w:r>
-            <w:commentRangeEnd w:id="5"/>
-            <w:r>
-              <w:rPr>
-                <w:rStyle w:val="CommentReference"/>
-              </w:rPr>
-              <w:commentReference w:id="5"/>
+            </w:pPr>
+            <w:r>
+              <w:rPr>
+                <w:rFonts w:hint="eastAsia"/>
+              </w:rPr>
+              <w:t>指定执行某个测试用例、执行次数</w:t>
             </w:r>
           </w:p>
         </w:tc>
@@ -2313,9 +2342,6 @@
             <w:pPr>
               <w:pStyle w:val="ListParagraph"/>
               <w:ind w:left="0" w:firstLineChars="0" w:firstLine="0"/>
-              <w:rPr>
-                <w:rFonts w:hint="eastAsia"/>
-              </w:rPr>
             </w:pPr>
           </w:p>
         </w:tc>
@@ -2327,6 +2353,9 @@
             <w:pPr>
               <w:pStyle w:val="ListParagraph"/>
               <w:ind w:left="0" w:firstLineChars="0" w:firstLine="0"/>
+              <w:rPr>
+                <w:rFonts w:hint="eastAsia"/>
+              </w:rPr>
             </w:pPr>
           </w:p>
         </w:tc>
@@ -2354,19 +2383,10 @@
               <w:ind w:left="0" w:firstLineChars="0" w:firstLine="0"/>
             </w:pPr>
             <w:r>
-              <w:t>C</w:t>
-            </w:r>
-            <w:r>
-              <w:rPr>
-                <w:rFonts w:hint="eastAsia"/>
-              </w:rPr>
-              <w:t>ore</w:t>
-            </w:r>
-            <w:r>
-              <w:rPr>
-                <w:rFonts w:hint="eastAsia"/>
-              </w:rPr>
-              <w:t>文件名加入时间信息</w:t>
+              <w:rPr>
+                <w:rFonts w:hint="eastAsia"/>
+              </w:rPr>
+              <w:t>……</w:t>
             </w:r>
           </w:p>
         </w:tc>
@@ -2378,9 +2398,6 @@
             <w:pPr>
               <w:pStyle w:val="ListParagraph"/>
               <w:ind w:left="0" w:firstLineChars="0" w:firstLine="0"/>
-              <w:rPr>
-                <w:rFonts w:hint="eastAsia"/>
-              </w:rPr>
             </w:pPr>
           </w:p>
         </w:tc>
@@ -2418,12 +2435,53 @@
               <w:pStyle w:val="ListParagraph"/>
               <w:ind w:left="0" w:firstLineChars="0" w:firstLine="0"/>
             </w:pPr>
-            <w:r>
-              <w:rPr>
-                <w:rFonts w:hint="eastAsia"/>
-              </w:rPr>
-              <w:t>……</w:t>
-            </w:r>
+          </w:p>
+        </w:tc>
+        <w:tc>
+          <w:tcPr>
+            <w:tcW w:w="2693" w:type="dxa"/>
+          </w:tcPr>
+          <w:p>
+            <w:pPr>
+              <w:pStyle w:val="ListParagraph"/>
+              <w:ind w:left="0" w:firstLineChars="0" w:firstLine="0"/>
+            </w:pPr>
+          </w:p>
+        </w:tc>
+        <w:tc>
+          <w:tcPr>
+            <w:tcW w:w="901" w:type="dxa"/>
+          </w:tcPr>
+          <w:p>
+            <w:pPr>
+              <w:pStyle w:val="ListParagraph"/>
+              <w:ind w:left="0" w:firstLineChars="0" w:firstLine="0"/>
+            </w:pPr>
+          </w:p>
+        </w:tc>
+      </w:tr>
+      <w:tr>
+        <w:tc>
+          <w:tcPr>
+            <w:tcW w:w="1316" w:type="dxa"/>
+            <w:vMerge/>
+          </w:tcPr>
+          <w:p>
+            <w:pPr>
+              <w:pStyle w:val="ListParagraph"/>
+              <w:ind w:left="0" w:firstLineChars="0" w:firstLine="0"/>
+            </w:pPr>
+          </w:p>
+        </w:tc>
+        <w:tc>
+          <w:tcPr>
+            <w:tcW w:w="2835" w:type="dxa"/>
+          </w:tcPr>
+          <w:p>
+            <w:pPr>
+              <w:pStyle w:val="ListParagraph"/>
+              <w:ind w:left="0" w:firstLineChars="0" w:firstLine="0"/>
+            </w:pPr>
           </w:p>
         </w:tc>
         <w:tc>
@@ -2659,19 +2717,19 @@
               <w:pStyle w:val="ListParagraph"/>
               <w:ind w:left="0" w:firstLineChars="0" w:firstLine="0"/>
             </w:pPr>
-            <w:commentRangeStart w:id="6"/>
+            <w:commentRangeStart w:id="4"/>
             <w:r>
               <w:rPr>
                 <w:rFonts w:hint="eastAsia"/>
               </w:rPr>
               <w:t>数据量大的测试</w:t>
             </w:r>
-            <w:commentRangeEnd w:id="6"/>
+            <w:commentRangeEnd w:id="4"/>
             <w:r>
               <w:rPr>
                 <w:rStyle w:val="CommentReference"/>
               </w:rPr>
-              <w:commentReference w:id="6"/>
+              <w:commentReference w:id="4"/>
             </w:r>
           </w:p>
         </w:tc>
@@ -2788,19 +2846,19 @@
               </w:rPr>
               <w:t>indows</w:t>
             </w:r>
-            <w:commentRangeStart w:id="7"/>
+            <w:commentRangeStart w:id="5"/>
             <w:r>
               <w:rPr>
                 <w:rFonts w:hint="eastAsia"/>
               </w:rPr>
               <w:t>编译机</w:t>
             </w:r>
-            <w:commentRangeEnd w:id="7"/>
+            <w:commentRangeEnd w:id="5"/>
             <w:r>
               <w:rPr>
                 <w:rStyle w:val="CommentReference"/>
               </w:rPr>
-              <w:commentReference w:id="7"/>
+              <w:commentReference w:id="5"/>
             </w:r>
           </w:p>
         </w:tc>
@@ -2885,19 +2943,19 @@
               <w:pStyle w:val="ListParagraph"/>
               <w:ind w:left="0" w:firstLineChars="0" w:firstLine="0"/>
             </w:pPr>
-            <w:commentRangeStart w:id="8"/>
+            <w:commentRangeStart w:id="6"/>
             <w:r>
               <w:rPr>
                 <w:rFonts w:hint="eastAsia"/>
               </w:rPr>
               <w:t>可靠性场景测试</w:t>
             </w:r>
-            <w:commentRangeEnd w:id="8"/>
+            <w:commentRangeEnd w:id="6"/>
             <w:r>
               <w:rPr>
                 <w:rStyle w:val="CommentReference"/>
               </w:rPr>
-              <w:commentReference w:id="8"/>
+              <w:commentReference w:id="6"/>
             </w:r>
           </w:p>
         </w:tc>
@@ -3148,9 +3206,6 @@
             <w:pPr>
               <w:pStyle w:val="ListParagraph"/>
               <w:ind w:left="0" w:firstLineChars="0" w:firstLine="0"/>
-              <w:rPr>
-                <w:rFonts w:hint="eastAsia"/>
-              </w:rPr>
             </w:pPr>
             <w:r>
               <w:t>P</w:t>
@@ -3189,9 +3244,6 @@
             <w:pPr>
               <w:pStyle w:val="ListParagraph"/>
               <w:ind w:left="0" w:firstLineChars="0" w:firstLine="0"/>
-              <w:rPr>
-                <w:rFonts w:hint="eastAsia"/>
-              </w:rPr>
             </w:pPr>
           </w:p>
         </w:tc>
@@ -3531,6 +3583,12 @@
               <w:pStyle w:val="ListParagraph"/>
               <w:ind w:left="0" w:firstLineChars="0" w:firstLine="0"/>
             </w:pPr>
+            <w:r>
+              <w:rPr>
+                <w:rFonts w:hint="eastAsia"/>
+              </w:rPr>
+              <w:t>1</w:t>
+            </w:r>
           </w:p>
         </w:tc>
       </w:tr>
@@ -3602,6 +3660,12 @@
               <w:pStyle w:val="ListParagraph"/>
               <w:ind w:left="0" w:firstLineChars="0" w:firstLine="0"/>
             </w:pPr>
+            <w:r>
+              <w:rPr>
+                <w:rFonts w:hint="eastAsia"/>
+              </w:rPr>
+              <w:t>1</w:t>
+            </w:r>
           </w:p>
         </w:tc>
       </w:tr>
@@ -3660,11 +3724,6 @@
       </w:r>
     </w:p>
     <w:p>
-      <w:pPr>
-        <w:rPr>
-          <w:rFonts w:hint="eastAsia"/>
-        </w:rPr>
-      </w:pPr>
       <w:r>
         <w:rPr>
           <w:rFonts w:hint="eastAsia"/>
@@ -3910,9 +3969,6 @@
           <w:p>
             <w:pPr>
               <w:ind w:left="0"/>
-              <w:rPr>
-                <w:rFonts w:hint="eastAsia"/>
-              </w:rPr>
             </w:pPr>
             <w:r>
               <w:rPr>
@@ -3963,9 +4019,6 @@
           <w:p>
             <w:pPr>
               <w:ind w:left="0"/>
-              <w:rPr>
-                <w:rFonts w:hint="eastAsia"/>
-              </w:rPr>
             </w:pPr>
             <w:r>
               <w:rPr>
@@ -4172,9 +4225,6 @@
           <w:p>
             <w:pPr>
               <w:ind w:left="0"/>
-              <w:rPr>
-                <w:rFonts w:hint="eastAsia"/>
-              </w:rPr>
             </w:pPr>
             <w:r>
               <w:rPr>
@@ -4226,7 +4276,7 @@
             <w:pPr>
               <w:ind w:left="0"/>
             </w:pPr>
-            <w:commentRangeStart w:id="9"/>
+            <w:commentRangeStart w:id="7"/>
             <w:r>
               <w:t>C</w:t>
             </w:r>
@@ -4242,12 +4292,12 @@
               </w:rPr>
               <w:t>驱动</w:t>
             </w:r>
-            <w:commentRangeEnd w:id="9"/>
+            <w:commentRangeEnd w:id="7"/>
             <w:r>
               <w:rPr>
                 <w:rStyle w:val="CommentReference"/>
               </w:rPr>
-              <w:commentReference w:id="9"/>
+              <w:commentReference w:id="7"/>
             </w:r>
             <w:r>
               <w:rPr>
@@ -4301,6 +4351,73 @@
                 <w:rFonts w:hint="eastAsia"/>
               </w:rPr>
               <w:t>上编译</w:t>
+            </w:r>
+          </w:p>
+        </w:tc>
+        <w:tc>
+          <w:tcPr>
+            <w:tcW w:w="2712" w:type="dxa"/>
+          </w:tcPr>
+          <w:p>
+            <w:pPr>
+              <w:ind w:left="0"/>
+            </w:pPr>
+          </w:p>
+        </w:tc>
+        <w:tc>
+          <w:tcPr>
+            <w:tcW w:w="2712" w:type="dxa"/>
+          </w:tcPr>
+          <w:p>
+            <w:pPr>
+              <w:ind w:left="0"/>
+            </w:pPr>
+          </w:p>
+        </w:tc>
+      </w:tr>
+      <w:tr>
+        <w:tc>
+          <w:tcPr>
+            <w:tcW w:w="2741" w:type="dxa"/>
+          </w:tcPr>
+          <w:p>
+            <w:pPr>
+              <w:ind w:left="0"/>
+            </w:pPr>
+            <w:commentRangeStart w:id="8"/>
+            <w:r>
+              <w:t>P</w:t>
+            </w:r>
+            <w:r>
+              <w:rPr>
+                <w:rFonts w:hint="eastAsia"/>
+              </w:rPr>
+              <w:t>g</w:t>
+            </w:r>
+            <w:r>
+              <w:rPr>
+                <w:rFonts w:hint="eastAsia"/>
+              </w:rPr>
+              <w:t>打</w:t>
+            </w:r>
+            <w:r>
+              <w:rPr>
+                <w:rFonts w:hint="eastAsia"/>
+              </w:rPr>
+              <w:t>run</w:t>
+            </w:r>
+            <w:r>
+              <w:rPr>
+                <w:rFonts w:hint="eastAsia"/>
+              </w:rPr>
+              <w:t>包</w:t>
+            </w:r>
+            <w:commentRangeEnd w:id="8"/>
+            <w:r>
+              <w:rPr>
+                <w:rStyle w:val="CommentReference"/>
+              </w:rPr>
+              <w:commentReference w:id="8"/>
             </w:r>
           </w:p>
         </w:tc>
@@ -4420,7 +4537,7 @@
       </w:r>
     </w:p>
   </w:comment>
-  <w:comment w:id="3" w:author="yuting" w:date="2016-09-27T15:47:00Z" w:initials="y">
+  <w:comment w:id="3" w:author="yuting" w:date="2016-09-28T15:25:00Z" w:initials="y">
     <w:p>
       <w:pPr>
         <w:pStyle w:val="CommentText"/>
@@ -4435,11 +4552,23 @@
         <w:rPr>
           <w:rFonts w:hint="eastAsia"/>
         </w:rPr>
-        <w:t>需要找开发讨论，剔除重复用例</w:t>
+        <w:t>考虑一个一个文件拷贝（</w:t>
+      </w:r>
+      <w:r>
+        <w:rPr>
+          <w:rFonts w:hint="eastAsia"/>
+        </w:rPr>
+        <w:t>bin</w:t>
+      </w:r>
+      <w:r>
+        <w:rPr>
+          <w:rFonts w:hint="eastAsia"/>
+        </w:rPr>
+        <w:t>目录）</w:t>
       </w:r>
     </w:p>
   </w:comment>
-  <w:comment w:id="4" w:author="yuting" w:date="2016-09-27T15:53:00Z" w:initials="y">
+  <w:comment w:id="4" w:author="yuting" w:date="2016-09-27T16:12:00Z" w:initials="y">
     <w:p>
       <w:pPr>
         <w:pStyle w:val="CommentText"/>
@@ -4454,11 +4583,11 @@
         <w:rPr>
           <w:rFonts w:hint="eastAsia"/>
         </w:rPr>
-        <w:t>防止新增的用例忘了配冒烟用例</w:t>
+        <w:t>放在每日构建</w:t>
       </w:r>
     </w:p>
   </w:comment>
-  <w:comment w:id="5" w:author="yuting" w:date="2016-09-28T15:25:00Z" w:initials="y">
+  <w:comment w:id="5" w:author="yuting" w:date="2016-09-27T16:13:00Z" w:initials="y">
     <w:p>
       <w:pPr>
         <w:pStyle w:val="CommentText"/>
@@ -4473,23 +4602,23 @@
         <w:rPr>
           <w:rFonts w:hint="eastAsia"/>
         </w:rPr>
-        <w:t>考虑一个一个文件拷贝（</w:t>
-      </w:r>
-      <w:r>
-        <w:rPr>
-          <w:rFonts w:hint="eastAsia"/>
-        </w:rPr>
-        <w:t>bin</w:t>
-      </w:r>
-      <w:r>
-        <w:rPr>
-          <w:rFonts w:hint="eastAsia"/>
-        </w:rPr>
-        <w:t>目录）</w:t>
+        <w:t>考虑机器的</w:t>
+      </w:r>
+      <w:r>
+        <w:rPr>
+          <w:rFonts w:hint="eastAsia"/>
+        </w:rPr>
+        <w:t>.net</w:t>
+      </w:r>
+      <w:r>
+        <w:rPr>
+          <w:rFonts w:hint="eastAsia"/>
+        </w:rPr>
+        <w:t>版本</w:t>
       </w:r>
     </w:p>
   </w:comment>
-  <w:comment w:id="6" w:author="yuting" w:date="2016-09-27T16:12:00Z" w:initials="y">
+  <w:comment w:id="6" w:author="yuting" w:date="2016-09-28T15:26:00Z" w:initials="y">
     <w:p>
       <w:pPr>
         <w:pStyle w:val="CommentText"/>
@@ -4504,11 +4633,29 @@
         <w:rPr>
           <w:rFonts w:hint="eastAsia"/>
         </w:rPr>
-        <w:t>放在每日构建</w:t>
+        <w:t>和节点配置测试归纳为异常用例</w:t>
+      </w:r>
+      <w:r>
+        <w:rPr>
+          <w:rFonts w:hint="eastAsia"/>
+        </w:rPr>
+        <w:t>，是否和普通用例放在同一个目录</w:t>
+      </w:r>
+      <w:r>
+        <w:rPr>
+          <w:rFonts w:hint="eastAsia"/>
+        </w:rPr>
+        <w:t>？</w:t>
+      </w:r>
+      <w:r>
+        <w:rPr>
+          <w:rFonts w:hint="eastAsia"/>
+        </w:rPr>
+        <w:t>区分用例串行执行和并发执行</w:t>
       </w:r>
     </w:p>
   </w:comment>
-  <w:comment w:id="7" w:author="yuting" w:date="2016-09-27T16:13:00Z" w:initials="y">
+  <w:comment w:id="7" w:author="yuting" w:date="2016-09-27T16:44:00Z" w:initials="y">
     <w:p>
       <w:pPr>
         <w:pStyle w:val="CommentText"/>
@@ -4523,23 +4670,11 @@
         <w:rPr>
           <w:rFonts w:hint="eastAsia"/>
         </w:rPr>
-        <w:t>考虑机器的</w:t>
-      </w:r>
-      <w:r>
-        <w:rPr>
-          <w:rFonts w:hint="eastAsia"/>
-        </w:rPr>
-        <w:t>.net</w:t>
-      </w:r>
-      <w:r>
-        <w:rPr>
-          <w:rFonts w:hint="eastAsia"/>
-        </w:rPr>
-        <w:t>版本</w:t>
+        <w:t>跟许导讨论一下是否着急完成</w:t>
       </w:r>
     </w:p>
   </w:comment>
-  <w:comment w:id="8" w:author="yuting" w:date="2016-09-28T15:26:00Z" w:initials="y">
+  <w:comment w:id="8" w:author="yuting" w:date="2016-10-08T14:09:00Z" w:initials="y">
     <w:p>
       <w:pPr>
         <w:pStyle w:val="CommentText"/>
@@ -4554,44 +4689,25 @@
         <w:rPr>
           <w:rFonts w:hint="eastAsia"/>
         </w:rPr>
-        <w:t>和节点配置测试归纳为异常用例</w:t>
-      </w:r>
-      <w:r>
-        <w:rPr>
-          <w:rFonts w:hint="eastAsia"/>
-        </w:rPr>
-        <w:t>，是否和普通用例放在同一个目录</w:t>
-      </w:r>
-      <w:r>
-        <w:rPr>
-          <w:rFonts w:hint="eastAsia"/>
-        </w:rPr>
-        <w:t>？</w:t>
-      </w:r>
-      <w:r>
-        <w:rPr>
-          <w:rFonts w:hint="eastAsia"/>
-        </w:rPr>
-        <w:t>区分用例串行执行和并发执行</w:t>
-      </w:r>
-    </w:p>
-  </w:comment>
-  <w:comment w:id="9" w:author="yuting" w:date="2016-09-27T16:44:00Z" w:initials="y">
-    <w:p>
-      <w:pPr>
-        <w:pStyle w:val="CommentText"/>
-      </w:pPr>
-      <w:r>
-        <w:rPr>
-          <w:rStyle w:val="CommentReference"/>
-        </w:rPr>
-        <w:annotationRef/>
-      </w:r>
-      <w:r>
-        <w:rPr>
-          <w:rFonts w:hint="eastAsia"/>
-        </w:rPr>
-        <w:t>跟许导讨论一下是否着急完成</w:t>
+        <w:t>后续升级需要类似</w:t>
+      </w:r>
+      <w:r>
+        <w:rPr>
+          <w:rFonts w:hint="eastAsia"/>
+        </w:rPr>
+        <w:t>/etc/default/sequoiadb</w:t>
+      </w:r>
+      <w:r>
+        <w:rPr>
+          <w:rFonts w:hint="eastAsia"/>
+        </w:rPr>
+        <w:t>文件，可以先做</w:t>
+      </w:r>
+      <w:r>
+        <w:rPr>
+          <w:rFonts w:hint="eastAsia"/>
+        </w:rPr>
+        <w:t>这部分</w:t>
       </w:r>
     </w:p>
   </w:comment>

--- a/misc/ci/internal_doc/ci_improve_plan/ci_improve_analysis.docx
+++ b/misc/ci/internal_doc/ci_improve_plan/ci_improve_analysis.docx
@@ -404,10 +404,14 @@
             <w:pPr>
               <w:pStyle w:val="ListParagraph"/>
               <w:ind w:left="0" w:firstLineChars="0" w:firstLine="0"/>
-            </w:pPr>
-            <w:r>
-              <w:rPr>
-                <w:rFonts w:hint="eastAsia"/>
+              <w:rPr>
+                <w:color w:val="44964C" w:themeColor="background1" w:themeShade="80"/>
+              </w:rPr>
+            </w:pPr>
+            <w:r>
+              <w:rPr>
+                <w:rFonts w:hint="eastAsia"/>
+                <w:color w:val="44964C" w:themeColor="background1" w:themeShade="80"/>
               </w:rPr>
               <w:t>分支机器卡导致用例失败</w:t>
             </w:r>
@@ -451,28 +455,35 @@
             <w:pPr>
               <w:pStyle w:val="ListParagraph"/>
               <w:ind w:left="0" w:firstLineChars="0" w:firstLine="0"/>
-            </w:pPr>
-            <w:r>
-              <w:rPr>
-                <w:rFonts w:hint="eastAsia"/>
+              <w:rPr>
+                <w:color w:val="44964C" w:themeColor="background1" w:themeShade="80"/>
+              </w:rPr>
+            </w:pPr>
+            <w:r>
+              <w:rPr>
+                <w:rFonts w:hint="eastAsia"/>
+                <w:color w:val="44964C" w:themeColor="background1" w:themeShade="80"/>
               </w:rPr>
               <w:t>svn</w:t>
             </w:r>
             <w:r>
               <w:rPr>
                 <w:rFonts w:hint="eastAsia"/>
+                <w:color w:val="44964C" w:themeColor="background1" w:themeShade="80"/>
               </w:rPr>
               <w:t>更新时停止构建导致下次</w:t>
             </w:r>
             <w:r>
               <w:rPr>
                 <w:rFonts w:hint="eastAsia"/>
+                <w:color w:val="44964C" w:themeColor="background1" w:themeShade="80"/>
               </w:rPr>
               <w:t>svn</w:t>
             </w:r>
             <w:r>
               <w:rPr>
                 <w:rFonts w:hint="eastAsia"/>
+                <w:color w:val="44964C" w:themeColor="background1" w:themeShade="80"/>
               </w:rPr>
               <w:t>更新失败</w:t>
             </w:r>
@@ -1083,10 +1094,14 @@
             <w:pPr>
               <w:pStyle w:val="ListParagraph"/>
               <w:ind w:left="0" w:firstLineChars="0" w:firstLine="0"/>
-            </w:pPr>
-            <w:r>
-              <w:rPr>
-                <w:rFonts w:hint="eastAsia"/>
+              <w:rPr>
+                <w:color w:val="44964C" w:themeColor="background1" w:themeShade="80"/>
+              </w:rPr>
+            </w:pPr>
+            <w:r>
+              <w:rPr>
+                <w:rFonts w:hint="eastAsia"/>
+                <w:color w:val="44964C" w:themeColor="background1" w:themeShade="80"/>
               </w:rPr>
               <w:t>集群相关信息不足</w:t>
             </w:r>
@@ -1201,10 +1216,14 @@
             <w:pPr>
               <w:pStyle w:val="ListParagraph"/>
               <w:ind w:left="0" w:firstLineChars="0" w:firstLine="0"/>
-            </w:pPr>
-            <w:r>
-              <w:rPr>
-                <w:rFonts w:hint="eastAsia"/>
+              <w:rPr>
+                <w:color w:val="44964C" w:themeColor="background1" w:themeShade="80"/>
+              </w:rPr>
+            </w:pPr>
+            <w:r>
+              <w:rPr>
+                <w:rFonts w:hint="eastAsia"/>
+                <w:color w:val="44964C" w:themeColor="background1" w:themeShade="80"/>
               </w:rPr>
               <w:t>工具日志没有归档</w:t>
             </w:r>
@@ -1331,10 +1350,14 @@
             <w:pPr>
               <w:pStyle w:val="ListParagraph"/>
               <w:ind w:left="0" w:firstLineChars="0" w:firstLine="0"/>
-            </w:pPr>
-            <w:r>
-              <w:rPr>
-                <w:rFonts w:hint="eastAsia"/>
+              <w:rPr>
+                <w:color w:val="44964C" w:themeColor="background1" w:themeShade="80"/>
+              </w:rPr>
+            </w:pPr>
+            <w:r>
+              <w:rPr>
+                <w:rFonts w:hint="eastAsia"/>
+                <w:color w:val="44964C" w:themeColor="background1" w:themeShade="80"/>
               </w:rPr>
               <w:t>感知不到节点异常重启</w:t>
             </w:r>
@@ -1712,10 +1735,14 @@
             <w:pPr>
               <w:pStyle w:val="ListParagraph"/>
               <w:ind w:left="0" w:firstLineChars="0" w:firstLine="0"/>
-            </w:pPr>
-            <w:r>
-              <w:rPr>
-                <w:rFonts w:hint="eastAsia"/>
+              <w:rPr>
+                <w:color w:val="44964C" w:themeColor="background1" w:themeShade="80"/>
+              </w:rPr>
+            </w:pPr>
+            <w:r>
+              <w:rPr>
+                <w:rFonts w:hint="eastAsia"/>
+                <w:color w:val="44964C" w:themeColor="background1" w:themeShade="80"/>
               </w:rPr>
               <w:t>日志和编译产物的归档路径不够清晰</w:t>
             </w:r>
@@ -1729,6 +1756,9 @@
             <w:pPr>
               <w:pStyle w:val="ListParagraph"/>
               <w:ind w:left="0" w:firstLineChars="0" w:firstLine="0"/>
+              <w:rPr>
+                <w:color w:val="7F7F7F" w:themeColor="text1" w:themeTint="80"/>
+              </w:rPr>
             </w:pPr>
           </w:p>
         </w:tc>
@@ -1771,13 +1801,20 @@
             <w:pPr>
               <w:pStyle w:val="ListParagraph"/>
               <w:ind w:left="0" w:firstLineChars="0" w:firstLine="0"/>
-            </w:pPr>
-            <w:r>
+              <w:rPr>
+                <w:color w:val="44964C" w:themeColor="background1" w:themeShade="80"/>
+              </w:rPr>
+            </w:pPr>
+            <w:r>
+              <w:rPr>
+                <w:color w:val="44964C" w:themeColor="background1" w:themeShade="80"/>
+              </w:rPr>
               <w:t>java</w:t>
             </w:r>
             <w:r>
               <w:rPr>
                 <w:rFonts w:hint="eastAsia"/>
+                <w:color w:val="44964C" w:themeColor="background1" w:themeShade="80"/>
               </w:rPr>
               <w:t>测试用例报告层次太多导致报告展示不清晰</w:t>
             </w:r>
@@ -1974,10 +2011,14 @@
             <w:pPr>
               <w:pStyle w:val="ListParagraph"/>
               <w:ind w:left="0" w:firstLineChars="0" w:firstLine="0"/>
-            </w:pPr>
-            <w:r>
-              <w:rPr>
-                <w:rFonts w:hint="eastAsia"/>
+              <w:rPr>
+                <w:color w:val="44964C" w:themeColor="background1" w:themeShade="80"/>
+              </w:rPr>
+            </w:pPr>
+            <w:r>
+              <w:rPr>
+                <w:rFonts w:hint="eastAsia"/>
+                <w:color w:val="44964C" w:themeColor="background1" w:themeShade="80"/>
               </w:rPr>
               <w:t>跑测试用例前还必须重新安装部署</w:t>
             </w:r>
@@ -2033,22 +2074,28 @@
             <w:pPr>
               <w:pStyle w:val="ListParagraph"/>
               <w:ind w:left="0" w:firstLineChars="0" w:firstLine="0"/>
-            </w:pPr>
-            <w:r>
-              <w:rPr>
-                <w:rFonts w:hint="eastAsia"/>
+              <w:rPr>
+                <w:color w:val="44964C" w:themeColor="background1" w:themeShade="80"/>
+              </w:rPr>
+            </w:pPr>
+            <w:r>
+              <w:rPr>
+                <w:rFonts w:hint="eastAsia"/>
+                <w:color w:val="44964C" w:themeColor="background1" w:themeShade="80"/>
               </w:rPr>
               <w:t>新增</w:t>
             </w:r>
             <w:r>
               <w:rPr>
                 <w:rFonts w:hint="eastAsia"/>
+                <w:color w:val="44964C" w:themeColor="background1" w:themeShade="80"/>
               </w:rPr>
               <w:t>js</w:t>
             </w:r>
             <w:r>
               <w:rPr>
                 <w:rFonts w:hint="eastAsia"/>
+                <w:color w:val="44964C" w:themeColor="background1" w:themeShade="80"/>
               </w:rPr>
               <w:t>用例需要配置文件</w:t>
             </w:r>
@@ -2104,10 +2151,14 @@
             <w:pPr>
               <w:pStyle w:val="ListParagraph"/>
               <w:ind w:left="0" w:firstLineChars="0" w:firstLine="0"/>
-            </w:pPr>
-            <w:r>
-              <w:rPr>
-                <w:rFonts w:hint="eastAsia"/>
+              <w:rPr>
+                <w:color w:val="44964C" w:themeColor="background1" w:themeShade="80"/>
+              </w:rPr>
+            </w:pPr>
+            <w:r>
+              <w:rPr>
+                <w:rFonts w:hint="eastAsia"/>
+                <w:color w:val="44964C" w:themeColor="background1" w:themeShade="80"/>
               </w:rPr>
               <w:t>所有机器并发执行用例</w:t>
             </w:r>
@@ -2353,9 +2404,6 @@
             <w:pPr>
               <w:pStyle w:val="ListParagraph"/>
               <w:ind w:left="0" w:firstLineChars="0" w:firstLine="0"/>
-              <w:rPr>
-                <w:rFonts w:hint="eastAsia"/>
-              </w:rPr>
             </w:pPr>
           </w:p>
         </w:tc>
